--- a/Knowledge/3-Work knowledge/1-Software Engineering/2-General Technologies/9-Databases/5-My Source/1-Intro to Databases/1-Data Models/1-Components of a Data Model/3-Types of Constraints/4-Foreign Key Constraint.docx
+++ b/Knowledge/3-Work knowledge/1-Software Engineering/2-General Technologies/9-Databases/5-My Source/1-Intro to Databases/1-Data Models/1-Components of a Data Model/3-Types of Constraints/4-Foreign Key Constraint.docx
@@ -27,7 +27,7 @@
     <w:p>
       <w:r>
         <w:rPr>
-          <w:rFonts w:ascii="Arial" w:hAnsi="Arial" w:cs="Arial"/>
+          <w:rFonts w:ascii="Arial" w:hAnsi="Arial" w:cs="Arial" w:eastAsia="Arial"/>
           <w:b/>
           <w:color w:val="000000"/>
           <w:sz w:val="18"/>
@@ -37,7 +37,7 @@
       </w:r>
       <w:r>
         <w:rPr>
-          <w:rFonts w:ascii="Arial" w:hAnsi="Arial" w:cs="Arial"/>
+          <w:rFonts w:ascii="Arial" w:hAnsi="Arial" w:cs="Arial" w:eastAsia="Arial"/>
           <w:color w:val="000000"/>
           <w:sz w:val="18"/>
           <w:highlight w:val="lightGray"/>
@@ -46,7 +46,7 @@
       </w:r>
       <w:r>
         <w:rPr>
-          <w:rFonts w:ascii="Arial" w:hAnsi="Arial" w:cs="Arial"/>
+          <w:rFonts w:ascii="Arial" w:hAnsi="Arial" w:cs="Arial" w:eastAsia="Arial"/>
           <w:b/>
           <w:color w:val="000000"/>
           <w:sz w:val="18"/>
@@ -56,7 +56,7 @@
       </w:r>
       <w:r>
         <w:rPr>
-          <w:rFonts w:ascii="Arial" w:hAnsi="Arial" w:cs="Arial"/>
+          <w:rFonts w:ascii="Arial" w:hAnsi="Arial" w:cs="Arial" w:eastAsia="Arial"/>
           <w:color w:val="000000"/>
           <w:sz w:val="18"/>
           <w:highlight w:val="lightGray"/>
@@ -65,7 +65,7 @@
       </w:r>
       <w:r>
         <w:rPr>
-          <w:rFonts w:ascii="Arial" w:hAnsi="Arial" w:cs="Arial"/>
+          <w:rFonts w:ascii="Arial" w:hAnsi="Arial" w:cs="Arial" w:eastAsia="Arial"/>
           <w:b/>
           <w:color w:val="000000"/>
           <w:sz w:val="18"/>
@@ -75,7 +75,7 @@
       </w:r>
       <w:r>
         <w:rPr>
-          <w:rFonts w:ascii="Arial" w:hAnsi="Arial" w:cs="Arial"/>
+          <w:rFonts w:ascii="Arial" w:hAnsi="Arial" w:cs="Arial" w:eastAsia="Arial"/>
           <w:color w:val="000000"/>
           <w:sz w:val="18"/>
           <w:highlight w:val="lightGray"/>
@@ -91,13 +91,13 @@
       </w:pPr>
       <w:r>
         <w:rPr>
-          <w:rFonts w:ascii="Roboto Mono" w:hAnsi="Roboto Mono"/>
+          <w:rFonts w:ascii="Roboto Mono" w:hAnsi="Roboto Mono" w:eastAsia="Roboto Mono"/>
         </w:rPr>
         <w:t xml:space="preserve">A </w:t>
       </w:r>
       <w:r>
         <w:rPr>
-          <w:rFonts w:ascii="Roboto Mono" w:hAnsi="Roboto Mono"/>
+          <w:rFonts w:ascii="Roboto Mono" w:hAnsi="Roboto Mono" w:eastAsia="Roboto Mono"/>
           <w:b/>
           <w:bCs/>
         </w:rPr>
@@ -105,7 +105,7 @@
       </w:r>
       <w:r>
         <w:rPr>
-          <w:rFonts w:ascii="Roboto Mono" w:hAnsi="Roboto Mono"/>
+          <w:rFonts w:ascii="Roboto Mono" w:hAnsi="Roboto Mono" w:eastAsia="Roboto Mono"/>
         </w:rPr>
         <w:t xml:space="preserve"> is a rule that creates and enforces a relationship between two tables.</w:t>
       </w:r>
@@ -118,13 +118,13 @@
       </w:pPr>
       <w:r>
         <w:rPr>
-          <w:rFonts w:ascii="Roboto Mono" w:hAnsi="Roboto Mono"/>
+          <w:rFonts w:ascii="Roboto Mono" w:hAnsi="Roboto Mono" w:eastAsia="Roboto Mono"/>
         </w:rPr>
         <w:t xml:space="preserve">A Foreign Key is a column (or set of columns) in one table that references the </w:t>
       </w:r>
       <w:r>
         <w:rPr>
-          <w:rFonts w:ascii="Roboto Mono" w:hAnsi="Roboto Mono"/>
+          <w:rFonts w:ascii="Roboto Mono" w:hAnsi="Roboto Mono" w:eastAsia="Roboto Mono"/>
           <w:b/>
           <w:bCs/>
         </w:rPr>
@@ -132,7 +132,7 @@
       </w:r>
       <w:r>
         <w:rPr>
-          <w:rFonts w:ascii="Roboto Mono" w:hAnsi="Roboto Mono"/>
+          <w:rFonts w:ascii="Roboto Mono" w:hAnsi="Roboto Mono" w:eastAsia="Roboto Mono"/>
         </w:rPr>
         <w:t xml:space="preserve"> of another table.</w:t>
       </w:r>
@@ -145,7 +145,7 @@
       </w:pPr>
       <w:r>
         <w:rPr>
-          <w:rFonts w:ascii="Roboto Mono" w:hAnsi="Roboto Mono"/>
+          <w:rFonts w:ascii="Roboto Mono" w:hAnsi="Roboto Mono" w:eastAsia="Roboto Mono"/>
         </w:rPr>
         <w:pict w14:anchorId="19785CFB">
           <v:rect id="_x0000_i1025" style="width:0;height:1.5pt" o:hralign="center" o:hrstd="t" o:hr="t" fillcolor="#a0a0a0" stroked="f"/>
@@ -169,7 +169,7 @@
     <w:p>
       <w:r>
         <w:rPr>
-          <w:rFonts w:ascii="Arial" w:hAnsi="Arial" w:cs="Arial"/>
+          <w:rFonts w:ascii="Arial" w:hAnsi="Arial" w:cs="Arial" w:eastAsia="Arial"/>
           <w:b/>
           <w:color w:val="000000"/>
           <w:sz w:val="18"/>
@@ -179,7 +179,7 @@
       </w:r>
       <w:r>
         <w:rPr>
-          <w:rFonts w:ascii="Arial" w:hAnsi="Arial" w:cs="Arial"/>
+          <w:rFonts w:ascii="Arial" w:hAnsi="Arial" w:cs="Arial" w:eastAsia="Arial"/>
           <w:color w:val="000000"/>
           <w:sz w:val="18"/>
           <w:highlight w:val="lightGray"/>
@@ -188,7 +188,7 @@
       </w:r>
       <w:r>
         <w:rPr>
-          <w:rFonts w:ascii="Arial" w:hAnsi="Arial" w:cs="Arial"/>
+          <w:rFonts w:ascii="Arial" w:hAnsi="Arial" w:cs="Arial" w:eastAsia="Arial"/>
           <w:b/>
           <w:color w:val="000000"/>
           <w:sz w:val="18"/>
@@ -198,7 +198,7 @@
       </w:r>
       <w:r>
         <w:rPr>
-          <w:rFonts w:ascii="Arial" w:hAnsi="Arial" w:cs="Arial"/>
+          <w:rFonts w:ascii="Arial" w:hAnsi="Arial" w:cs="Arial" w:eastAsia="Arial"/>
           <w:color w:val="000000"/>
           <w:sz w:val="18"/>
           <w:highlight w:val="lightGray"/>
@@ -207,7 +207,7 @@
       </w:r>
       <w:r>
         <w:rPr>
-          <w:rFonts w:ascii="Arial" w:hAnsi="Arial" w:cs="Arial"/>
+          <w:rFonts w:ascii="Arial" w:hAnsi="Arial" w:cs="Arial" w:eastAsia="Arial"/>
           <w:b/>
           <w:color w:val="000000"/>
           <w:sz w:val="18"/>
@@ -217,7 +217,7 @@
       </w:r>
       <w:r>
         <w:rPr>
-          <w:rFonts w:ascii="Arial" w:hAnsi="Arial" w:cs="Arial"/>
+          <w:rFonts w:ascii="Arial" w:hAnsi="Arial" w:cs="Arial" w:eastAsia="Arial"/>
           <w:color w:val="000000"/>
           <w:sz w:val="18"/>
           <w:highlight w:val="lightGray"/>
@@ -233,7 +233,7 @@
       </w:pPr>
       <w:r>
         <w:rPr>
-          <w:rFonts w:ascii="Roboto Mono" w:hAnsi="Roboto Mono"/>
+          <w:rFonts w:ascii="Roboto Mono" w:hAnsi="Roboto Mono" w:eastAsia="Roboto Mono"/>
         </w:rPr>
         <w:t>The Foreign Key constraint is used to:</w:t>
       </w:r>
@@ -250,7 +250,7 @@
       </w:pPr>
       <w:r>
         <w:rPr>
-          <w:rFonts w:ascii="Roboto Mono" w:hAnsi="Roboto Mono"/>
+          <w:rFonts w:ascii="Roboto Mono" w:hAnsi="Roboto Mono" w:eastAsia="Roboto Mono"/>
         </w:rPr>
         <w:t xml:space="preserve">Create relationships between tables </w:t>
       </w:r>
@@ -267,7 +267,7 @@
       </w:pPr>
       <w:r>
         <w:rPr>
-          <w:rFonts w:ascii="Roboto Mono" w:hAnsi="Roboto Mono"/>
+          <w:rFonts w:ascii="Roboto Mono" w:hAnsi="Roboto Mono" w:eastAsia="Roboto Mono"/>
         </w:rPr>
         <w:t xml:space="preserve">Maintain referential integrity </w:t>
       </w:r>
@@ -284,7 +284,7 @@
       </w:pPr>
       <w:r>
         <w:rPr>
-          <w:rFonts w:ascii="Roboto Mono" w:hAnsi="Roboto Mono"/>
+          <w:rFonts w:ascii="Roboto Mono" w:hAnsi="Roboto Mono" w:eastAsia="Roboto Mono"/>
         </w:rPr>
         <w:t xml:space="preserve">Prevent invalid references </w:t>
       </w:r>
@@ -301,7 +301,7 @@
       </w:pPr>
       <w:r>
         <w:rPr>
-          <w:rFonts w:ascii="Roboto Mono" w:hAnsi="Roboto Mono"/>
+          <w:rFonts w:ascii="Roboto Mono" w:hAnsi="Roboto Mono" w:eastAsia="Roboto Mono"/>
         </w:rPr>
         <w:t xml:space="preserve">Ensure related records exist </w:t>
       </w:r>
@@ -314,7 +314,7 @@
       </w:pPr>
       <w:r>
         <w:rPr>
-          <w:rFonts w:ascii="Roboto Mono" w:hAnsi="Roboto Mono"/>
+          <w:rFonts w:ascii="Roboto Mono" w:hAnsi="Roboto Mono" w:eastAsia="Roboto Mono"/>
         </w:rPr>
         <w:pict w14:anchorId="3993C786">
           <v:rect id="_x0000_i1026" style="width:0;height:1.5pt" o:hralign="center" o:hrstd="t" o:hr="t" fillcolor="#a0a0a0" stroked="f"/>
@@ -338,7 +338,7 @@
     <w:p>
       <w:r>
         <w:rPr>
-          <w:rFonts w:ascii="Arial" w:hAnsi="Arial" w:cs="Arial"/>
+          <w:rFonts w:ascii="Arial" w:hAnsi="Arial" w:cs="Arial" w:eastAsia="Arial"/>
           <w:b/>
           <w:color w:val="000000"/>
           <w:sz w:val="18"/>
@@ -348,7 +348,7 @@
       </w:r>
       <w:r>
         <w:rPr>
-          <w:rFonts w:ascii="Arial" w:hAnsi="Arial" w:cs="Arial"/>
+          <w:rFonts w:ascii="Arial" w:hAnsi="Arial" w:cs="Arial" w:eastAsia="Arial"/>
           <w:color w:val="000000"/>
           <w:sz w:val="18"/>
           <w:highlight w:val="lightGray"/>
@@ -357,7 +357,7 @@
       </w:r>
       <w:r>
         <w:rPr>
-          <w:rFonts w:ascii="Arial" w:hAnsi="Arial" w:cs="Arial"/>
+          <w:rFonts w:ascii="Arial" w:hAnsi="Arial" w:cs="Arial" w:eastAsia="Arial"/>
           <w:b/>
           <w:color w:val="000000"/>
           <w:sz w:val="18"/>
@@ -367,7 +367,7 @@
       </w:r>
       <w:r>
         <w:rPr>
-          <w:rFonts w:ascii="Arial" w:hAnsi="Arial" w:cs="Arial"/>
+          <w:rFonts w:ascii="Arial" w:hAnsi="Arial" w:cs="Arial" w:eastAsia="Arial"/>
           <w:color w:val="000000"/>
           <w:sz w:val="18"/>
           <w:highlight w:val="lightGray"/>
@@ -376,7 +376,7 @@
       </w:r>
       <w:r>
         <w:rPr>
-          <w:rFonts w:ascii="Arial" w:hAnsi="Arial" w:cs="Arial"/>
+          <w:rFonts w:ascii="Arial" w:hAnsi="Arial" w:cs="Arial" w:eastAsia="Arial"/>
           <w:b/>
           <w:color w:val="000000"/>
           <w:sz w:val="18"/>
@@ -386,7 +386,7 @@
       </w:r>
       <w:r>
         <w:rPr>
-          <w:rFonts w:ascii="Arial" w:hAnsi="Arial" w:cs="Arial"/>
+          <w:rFonts w:ascii="Arial" w:hAnsi="Arial" w:cs="Arial" w:eastAsia="Arial"/>
           <w:color w:val="000000"/>
           <w:sz w:val="18"/>
           <w:highlight w:val="lightGray"/>
@@ -404,7 +404,7 @@
       </w:pPr>
       <w:r>
         <w:rPr>
-          <w:rFonts w:ascii="Roboto Mono" w:hAnsi="Roboto Mono"/>
+          <w:rFonts w:ascii="Roboto Mono" w:hAnsi="Roboto Mono" w:eastAsia="Roboto Mono"/>
           <w:b/>
           <w:bCs/>
         </w:rPr>
@@ -642,7 +642,7 @@
       </w:pPr>
       <w:r>
         <w:rPr>
-          <w:rFonts w:ascii="Roboto Mono" w:hAnsi="Roboto Mono"/>
+          <w:rFonts w:ascii="Roboto Mono" w:hAnsi="Roboto Mono" w:eastAsia="Roboto Mono"/>
         </w:rPr>
         <w:t>Primary Key:</w:t>
       </w:r>
@@ -715,7 +715,7 @@
       </w:pPr>
       <w:r>
         <w:rPr>
-          <w:rFonts w:ascii="Roboto Mono" w:hAnsi="Roboto Mono"/>
+          <w:rFonts w:ascii="Roboto Mono" w:hAnsi="Roboto Mono" w:eastAsia="Roboto Mono"/>
         </w:rPr>
         <w:t>CustomerID</w:t>
       </w:r>
@@ -728,7 +728,7 @@
       </w:pPr>
       <w:r>
         <w:rPr>
-          <w:rFonts w:ascii="Roboto Mono" w:hAnsi="Roboto Mono"/>
+          <w:rFonts w:ascii="Roboto Mono" w:hAnsi="Roboto Mono" w:eastAsia="Roboto Mono"/>
         </w:rPr>
         <w:pict w14:anchorId="755A3E50">
           <v:rect id="_x0000_i1027" style="width:0;height:1.5pt" o:hralign="center" o:hrstd="t" o:hr="t" fillcolor="#a0a0a0" stroked="f"/>
@@ -745,7 +745,7 @@
       </w:pPr>
       <w:r>
         <w:rPr>
-          <w:rFonts w:ascii="Roboto Mono" w:hAnsi="Roboto Mono"/>
+          <w:rFonts w:ascii="Roboto Mono" w:hAnsi="Roboto Mono" w:eastAsia="Roboto Mono"/>
           <w:b/>
           <w:bCs/>
         </w:rPr>
@@ -983,7 +983,7 @@
       </w:pPr>
       <w:r>
         <w:rPr>
-          <w:rFonts w:ascii="Roboto Mono" w:hAnsi="Roboto Mono"/>
+          <w:rFonts w:ascii="Roboto Mono" w:hAnsi="Roboto Mono" w:eastAsia="Roboto Mono"/>
         </w:rPr>
         <w:t>Foreign Key:</w:t>
       </w:r>
@@ -1056,7 +1056,7 @@
       </w:pPr>
       <w:r>
         <w:rPr>
-          <w:rFonts w:ascii="Roboto Mono" w:hAnsi="Roboto Mono"/>
+          <w:rFonts w:ascii="Roboto Mono" w:hAnsi="Roboto Mono" w:eastAsia="Roboto Mono"/>
         </w:rPr>
         <w:t>CustomerID</w:t>
       </w:r>
@@ -1069,7 +1069,7 @@
       </w:pPr>
       <w:r>
         <w:rPr>
-          <w:rFonts w:ascii="Roboto Mono" w:hAnsi="Roboto Mono"/>
+          <w:rFonts w:ascii="Roboto Mono" w:hAnsi="Roboto Mono" w:eastAsia="Roboto Mono"/>
         </w:rPr>
         <w:pict w14:anchorId="22156CB7">
           <v:rect id="_x0000_i1028" style="width:0;height:1.5pt" o:hralign="center" o:hrstd="t" o:hr="t" fillcolor="#a0a0a0" stroked="f"/>
@@ -1084,7 +1084,7 @@
       </w:pPr>
       <w:r>
         <w:rPr>
-          <w:rFonts w:ascii="Roboto Mono" w:hAnsi="Roboto Mono"/>
+          <w:rFonts w:ascii="Roboto Mono" w:hAnsi="Roboto Mono" w:eastAsia="Roboto Mono"/>
         </w:rPr>
         <w:t>Relationship:</w:t>
       </w:r>
@@ -1157,26 +1157,26 @@
       </w:pPr>
       <w:r>
         <w:rPr>
-          <w:rFonts w:ascii="Roboto Mono" w:hAnsi="Roboto Mono"/>
+          <w:rFonts w:ascii="Roboto Mono" w:hAnsi="Roboto Mono" w:eastAsia="Roboto Mono"/>
         </w:rPr>
         <w:t>Orders.CustomerID</w:t>
       </w:r>
       <w:r>
         <w:rPr>
-          <w:rFonts w:ascii="Roboto Mono" w:hAnsi="Roboto Mono"/>
+          <w:rFonts w:ascii="Roboto Mono" w:hAnsi="Roboto Mono" w:eastAsia="Roboto Mono"/>
         </w:rPr>
         <w:br/>
         <w:t xml:space="preserve">        </w:t>
       </w:r>
       <w:r>
         <w:rPr>
-          <w:rFonts w:ascii="Arial" w:hAnsi="Arial" w:cs="Arial"/>
+          <w:rFonts w:ascii="Roboto Mono" w:hAnsi="Roboto Mono" w:cs="Arial" w:eastAsia="Roboto Mono"/>
         </w:rPr>
         <w:t>↓</w:t>
       </w:r>
       <w:r>
         <w:rPr>
-          <w:rFonts w:ascii="Roboto Mono" w:hAnsi="Roboto Mono"/>
+          <w:rFonts w:ascii="Roboto Mono" w:hAnsi="Roboto Mono" w:eastAsia="Roboto Mono"/>
         </w:rPr>
         <w:br/>
         <w:t>Customers.CustomerID</w:t>
@@ -1190,7 +1190,7 @@
       </w:pPr>
       <w:r>
         <w:rPr>
-          <w:rFonts w:ascii="Roboto Mono" w:hAnsi="Roboto Mono"/>
+          <w:rFonts w:ascii="Roboto Mono" w:hAnsi="Roboto Mono" w:eastAsia="Roboto Mono"/>
         </w:rPr>
         <w:t>The CustomerID in Orders must already exist in Customers.</w:t>
       </w:r>
@@ -1203,7 +1203,7 @@
       </w:pPr>
       <w:r>
         <w:rPr>
-          <w:rFonts w:ascii="Roboto Mono" w:hAnsi="Roboto Mono"/>
+          <w:rFonts w:ascii="Roboto Mono" w:hAnsi="Roboto Mono" w:eastAsia="Roboto Mono"/>
         </w:rPr>
         <w:pict w14:anchorId="2AF86074">
           <v:rect id="_x0000_i1029" style="width:0;height:1.5pt" o:hralign="center" o:hrstd="t" o:hr="t" fillcolor="#a0a0a0" stroked="f"/>
@@ -1227,7 +1227,7 @@
     <w:p>
       <w:r>
         <w:rPr>
-          <w:rFonts w:ascii="Arial" w:hAnsi="Arial" w:cs="Arial"/>
+          <w:rFonts w:ascii="Arial" w:hAnsi="Arial" w:cs="Arial" w:eastAsia="Arial"/>
           <w:b/>
           <w:color w:val="000000"/>
           <w:sz w:val="18"/>
@@ -1237,7 +1237,7 @@
       </w:r>
       <w:r>
         <w:rPr>
-          <w:rFonts w:ascii="Arial" w:hAnsi="Arial" w:cs="Arial"/>
+          <w:rFonts w:ascii="Arial" w:hAnsi="Arial" w:cs="Arial" w:eastAsia="Arial"/>
           <w:color w:val="000000"/>
           <w:sz w:val="18"/>
           <w:highlight w:val="lightGray"/>
@@ -1246,7 +1246,7 @@
       </w:r>
       <w:r>
         <w:rPr>
-          <w:rFonts w:ascii="Arial" w:hAnsi="Arial" w:cs="Arial"/>
+          <w:rFonts w:ascii="Arial" w:hAnsi="Arial" w:cs="Arial" w:eastAsia="Arial"/>
           <w:b/>
           <w:color w:val="000000"/>
           <w:sz w:val="18"/>
@@ -1256,7 +1256,7 @@
       </w:r>
       <w:r>
         <w:rPr>
-          <w:rFonts w:ascii="Arial" w:hAnsi="Arial" w:cs="Arial"/>
+          <w:rFonts w:ascii="Arial" w:hAnsi="Arial" w:cs="Arial" w:eastAsia="Arial"/>
           <w:color w:val="000000"/>
           <w:sz w:val="18"/>
           <w:highlight w:val="lightGray"/>
@@ -1265,7 +1265,7 @@
       </w:r>
       <w:r>
         <w:rPr>
-          <w:rFonts w:ascii="Arial" w:hAnsi="Arial" w:cs="Arial"/>
+          <w:rFonts w:ascii="Arial" w:hAnsi="Arial" w:cs="Arial" w:eastAsia="Arial"/>
           <w:b/>
           <w:color w:val="000000"/>
           <w:sz w:val="18"/>
@@ -1275,7 +1275,7 @@
       </w:r>
       <w:r>
         <w:rPr>
-          <w:rFonts w:ascii="Arial" w:hAnsi="Arial" w:cs="Arial"/>
+          <w:rFonts w:ascii="Arial" w:hAnsi="Arial" w:cs="Arial" w:eastAsia="Arial"/>
           <w:color w:val="000000"/>
           <w:sz w:val="18"/>
           <w:highlight w:val="lightGray"/>
@@ -1293,7 +1293,7 @@
       </w:pPr>
       <w:r>
         <w:rPr>
-          <w:rFonts w:ascii="Roboto Mono" w:hAnsi="Roboto Mono"/>
+          <w:rFonts w:ascii="Roboto Mono" w:hAnsi="Roboto Mono" w:eastAsia="Roboto Mono"/>
           <w:b/>
           <w:bCs/>
         </w:rPr>
@@ -1310,7 +1310,7 @@
       </w:pPr>
       <w:r>
         <w:rPr>
-          <w:rFonts w:ascii="Roboto Mono" w:hAnsi="Roboto Mono"/>
+          <w:rFonts w:ascii="Roboto Mono" w:hAnsi="Roboto Mono" w:eastAsia="Roboto Mono"/>
           <w:b/>
           <w:bCs/>
         </w:rPr>
@@ -1485,7 +1485,7 @@
       </w:pPr>
       <w:r>
         <w:rPr>
-          <w:rFonts w:ascii="Roboto Mono" w:hAnsi="Roboto Mono"/>
+          <w:rFonts w:ascii="Roboto Mono" w:hAnsi="Roboto Mono" w:eastAsia="Roboto Mono"/>
           <w:b/>
           <w:bCs/>
         </w:rPr>
@@ -1723,7 +1723,7 @@
       </w:pPr>
       <w:r>
         <w:rPr>
-          <w:rFonts w:ascii="Roboto Mono" w:hAnsi="Roboto Mono"/>
+          <w:rFonts w:ascii="Roboto Mono" w:hAnsi="Roboto Mono" w:eastAsia="Roboto Mono"/>
         </w:rPr>
         <w:t>All referenced customers exist.</w:t>
       </w:r>
@@ -1736,7 +1736,7 @@
       </w:pPr>
       <w:r>
         <w:rPr>
-          <w:rFonts w:ascii="Roboto Mono" w:hAnsi="Roboto Mono"/>
+          <w:rFonts w:ascii="Roboto Mono" w:hAnsi="Roboto Mono" w:eastAsia="Roboto Mono"/>
         </w:rPr>
         <w:pict w14:anchorId="15990FEB">
           <v:rect id="_x0000_i1030" style="width:0;height:1.5pt" o:hralign="center" o:hrstd="t" o:hr="t" fillcolor="#a0a0a0" stroked="f"/>
@@ -1753,7 +1753,7 @@
       </w:pPr>
       <w:r>
         <w:rPr>
-          <w:rFonts w:ascii="Roboto Mono" w:hAnsi="Roboto Mono"/>
+          <w:rFonts w:ascii="Roboto Mono" w:hAnsi="Roboto Mono" w:eastAsia="Roboto Mono"/>
           <w:b/>
           <w:bCs/>
         </w:rPr>
@@ -1770,7 +1770,7 @@
       </w:pPr>
       <w:r>
         <w:rPr>
-          <w:rFonts w:ascii="Roboto Mono" w:hAnsi="Roboto Mono"/>
+          <w:rFonts w:ascii="Roboto Mono" w:hAnsi="Roboto Mono" w:eastAsia="Roboto Mono"/>
           <w:b/>
           <w:bCs/>
         </w:rPr>
@@ -1963,7 +1963,7 @@
       </w:pPr>
       <w:r>
         <w:rPr>
-          <w:rFonts w:ascii="Roboto Mono" w:hAnsi="Roboto Mono"/>
+          <w:rFonts w:ascii="Roboto Mono" w:hAnsi="Roboto Mono" w:eastAsia="Roboto Mono"/>
         </w:rPr>
         <w:t>CustomerID:</w:t>
       </w:r>
@@ -2036,7 +2036,7 @@
       </w:pPr>
       <w:r>
         <w:rPr>
-          <w:rFonts w:ascii="Roboto Mono" w:hAnsi="Roboto Mono"/>
+          <w:rFonts w:ascii="Roboto Mono" w:hAnsi="Roboto Mono" w:eastAsia="Roboto Mono"/>
         </w:rPr>
         <w:t>99</w:t>
       </w:r>
@@ -2049,7 +2049,7 @@
       </w:pPr>
       <w:r>
         <w:rPr>
-          <w:rFonts w:ascii="Roboto Mono" w:hAnsi="Roboto Mono"/>
+          <w:rFonts w:ascii="Roboto Mono" w:hAnsi="Roboto Mono" w:eastAsia="Roboto Mono"/>
         </w:rPr>
         <w:t>does not exist in Customers.</w:t>
       </w:r>
@@ -2062,7 +2062,7 @@
       </w:pPr>
       <w:r>
         <w:rPr>
-          <w:rFonts w:ascii="Roboto Mono" w:hAnsi="Roboto Mono"/>
+          <w:rFonts w:ascii="Roboto Mono" w:hAnsi="Roboto Mono" w:eastAsia="Roboto Mono"/>
         </w:rPr>
         <w:t>Result:</w:t>
       </w:r>
@@ -2135,7 +2135,7 @@
       </w:pPr>
       <w:r>
         <w:rPr>
-          <w:rFonts w:ascii="Roboto Mono" w:hAnsi="Roboto Mono"/>
+          <w:rFonts w:ascii="Roboto Mono" w:hAnsi="Roboto Mono" w:eastAsia="Roboto Mono"/>
         </w:rPr>
         <w:t>Error</w:t>
       </w:r>
@@ -2148,7 +2148,7 @@
       </w:pPr>
       <w:r>
         <w:rPr>
-          <w:rFonts w:ascii="Roboto Mono" w:hAnsi="Roboto Mono"/>
+          <w:rFonts w:ascii="Roboto Mono" w:hAnsi="Roboto Mono" w:eastAsia="Roboto Mono"/>
         </w:rPr>
         <w:t>The Foreign Key constraint rejects the insert.</w:t>
       </w:r>
@@ -2161,7 +2161,7 @@
       </w:pPr>
       <w:r>
         <w:rPr>
-          <w:rFonts w:ascii="Roboto Mono" w:hAnsi="Roboto Mono"/>
+          <w:rFonts w:ascii="Roboto Mono" w:hAnsi="Roboto Mono" w:eastAsia="Roboto Mono"/>
         </w:rPr>
         <w:pict w14:anchorId="2C0472AE">
           <v:rect id="_x0000_i1031" style="width:0;height:1.5pt" o:hralign="center" o:hrstd="t" o:hr="t" fillcolor="#a0a0a0" stroked="f"/>
@@ -2185,7 +2185,7 @@
     <w:p>
       <w:r>
         <w:rPr>
-          <w:rFonts w:ascii="Arial" w:hAnsi="Arial" w:cs="Arial"/>
+          <w:rFonts w:ascii="Arial" w:hAnsi="Arial" w:cs="Arial" w:eastAsia="Arial"/>
           <w:b/>
           <w:color w:val="000000"/>
           <w:sz w:val="18"/>
@@ -2195,7 +2195,7 @@
       </w:r>
       <w:r>
         <w:rPr>
-          <w:rFonts w:ascii="Arial" w:hAnsi="Arial" w:cs="Arial"/>
+          <w:rFonts w:ascii="Arial" w:hAnsi="Arial" w:cs="Arial" w:eastAsia="Arial"/>
           <w:color w:val="000000"/>
           <w:sz w:val="18"/>
           <w:highlight w:val="lightGray"/>
@@ -2204,7 +2204,7 @@
       </w:r>
       <w:r>
         <w:rPr>
-          <w:rFonts w:ascii="Arial" w:hAnsi="Arial" w:cs="Arial"/>
+          <w:rFonts w:ascii="Arial" w:hAnsi="Arial" w:cs="Arial" w:eastAsia="Arial"/>
           <w:b/>
           <w:color w:val="000000"/>
           <w:sz w:val="18"/>
@@ -2214,7 +2214,7 @@
       </w:r>
       <w:r>
         <w:rPr>
-          <w:rFonts w:ascii="Arial" w:hAnsi="Arial" w:cs="Arial"/>
+          <w:rFonts w:ascii="Arial" w:hAnsi="Arial" w:cs="Arial" w:eastAsia="Arial"/>
           <w:color w:val="000000"/>
           <w:sz w:val="18"/>
           <w:highlight w:val="lightGray"/>
@@ -2223,7 +2223,7 @@
       </w:r>
       <w:r>
         <w:rPr>
-          <w:rFonts w:ascii="Arial" w:hAnsi="Arial" w:cs="Arial"/>
+          <w:rFonts w:ascii="Arial" w:hAnsi="Arial" w:cs="Arial" w:eastAsia="Arial"/>
           <w:b/>
           <w:color w:val="000000"/>
           <w:sz w:val="18"/>
@@ -2233,7 +2233,7 @@
       </w:r>
       <w:r>
         <w:rPr>
-          <w:rFonts w:ascii="Arial" w:hAnsi="Arial" w:cs="Arial"/>
+          <w:rFonts w:ascii="Arial" w:hAnsi="Arial" w:cs="Arial" w:eastAsia="Arial"/>
           <w:color w:val="000000"/>
           <w:sz w:val="18"/>
           <w:highlight w:val="lightGray"/>
@@ -2251,7 +2251,7 @@
       </w:pPr>
       <w:r>
         <w:rPr>
-          <w:rFonts w:ascii="Roboto Mono" w:hAnsi="Roboto Mono"/>
+          <w:rFonts w:ascii="Roboto Mono" w:hAnsi="Roboto Mono" w:eastAsia="Roboto Mono"/>
           <w:b/>
           <w:bCs/>
         </w:rPr>
@@ -2259,7 +2259,7 @@
       </w:r>
       <w:r>
         <w:rPr>
-          <w:rFonts w:ascii="Arial" w:hAnsi="Arial" w:cs="Arial"/>
+          <w:rFonts w:ascii="Roboto Mono" w:hAnsi="Roboto Mono" w:cs="Arial" w:eastAsia="Roboto Mono"/>
           <w:b/>
           <w:bCs/>
         </w:rPr>
@@ -2267,7 +2267,7 @@
       </w:r>
       <w:r>
         <w:rPr>
-          <w:rFonts w:ascii="Roboto Mono" w:hAnsi="Roboto Mono"/>
+          <w:rFonts w:ascii="Roboto Mono" w:hAnsi="Roboto Mono" w:eastAsia="Roboto Mono"/>
           <w:b/>
           <w:bCs/>
         </w:rPr>
@@ -2344,26 +2344,26 @@
       </w:pPr>
       <w:r>
         <w:rPr>
-          <w:rFonts w:ascii="Roboto Mono" w:hAnsi="Roboto Mono"/>
+          <w:rFonts w:ascii="Roboto Mono" w:hAnsi="Roboto Mono" w:eastAsia="Roboto Mono"/>
         </w:rPr>
         <w:t>Customer</w:t>
       </w:r>
       <w:r>
         <w:rPr>
-          <w:rFonts w:ascii="Roboto Mono" w:hAnsi="Roboto Mono"/>
+          <w:rFonts w:ascii="Roboto Mono" w:hAnsi="Roboto Mono" w:eastAsia="Roboto Mono"/>
         </w:rPr>
         <w:br/>
         <w:t xml:space="preserve">    </w:t>
       </w:r>
       <w:r>
         <w:rPr>
-          <w:rFonts w:ascii="Arial" w:hAnsi="Arial" w:cs="Arial"/>
+          <w:rFonts w:ascii="Roboto Mono" w:hAnsi="Roboto Mono" w:cs="Arial" w:eastAsia="Roboto Mono"/>
         </w:rPr>
         <w:t>↓</w:t>
       </w:r>
       <w:r>
         <w:rPr>
-          <w:rFonts w:ascii="Roboto Mono" w:hAnsi="Roboto Mono"/>
+          <w:rFonts w:ascii="Roboto Mono" w:hAnsi="Roboto Mono" w:eastAsia="Roboto Mono"/>
         </w:rPr>
         <w:br/>
         <w:t>Orders</w:t>
@@ -2377,7 +2377,7 @@
       </w:pPr>
       <w:r>
         <w:rPr>
-          <w:rFonts w:ascii="Roboto Mono" w:hAnsi="Roboto Mono"/>
+          <w:rFonts w:ascii="Roboto Mono" w:hAnsi="Roboto Mono" w:eastAsia="Roboto Mono"/>
         </w:rPr>
         <w:t>Each order belongs to an existing customer.</w:t>
       </w:r>
@@ -2390,7 +2390,7 @@
       </w:pPr>
       <w:r>
         <w:rPr>
-          <w:rFonts w:ascii="Roboto Mono" w:hAnsi="Roboto Mono"/>
+          <w:rFonts w:ascii="Roboto Mono" w:hAnsi="Roboto Mono" w:eastAsia="Roboto Mono"/>
         </w:rPr>
         <w:pict w14:anchorId="41B03B8D">
           <v:rect id="_x0000_i1032" style="width:0;height:1.5pt" o:hralign="center" o:hrstd="t" o:hr="t" fillcolor="#a0a0a0" stroked="f"/>
@@ -2407,7 +2407,7 @@
       </w:pPr>
       <w:r>
         <w:rPr>
-          <w:rFonts w:ascii="Roboto Mono" w:hAnsi="Roboto Mono"/>
+          <w:rFonts w:ascii="Roboto Mono" w:hAnsi="Roboto Mono" w:eastAsia="Roboto Mono"/>
           <w:b/>
           <w:bCs/>
         </w:rPr>
@@ -2415,7 +2415,7 @@
       </w:r>
       <w:r>
         <w:rPr>
-          <w:rFonts w:ascii="Arial" w:hAnsi="Arial" w:cs="Arial"/>
+          <w:rFonts w:ascii="Roboto Mono" w:hAnsi="Roboto Mono" w:cs="Arial" w:eastAsia="Roboto Mono"/>
           <w:b/>
           <w:bCs/>
         </w:rPr>
@@ -2423,7 +2423,7 @@
       </w:r>
       <w:r>
         <w:rPr>
-          <w:rFonts w:ascii="Roboto Mono" w:hAnsi="Roboto Mono"/>
+          <w:rFonts w:ascii="Roboto Mono" w:hAnsi="Roboto Mono" w:eastAsia="Roboto Mono"/>
           <w:b/>
           <w:bCs/>
         </w:rPr>
@@ -2500,26 +2500,26 @@
       </w:pPr>
       <w:r>
         <w:rPr>
-          <w:rFonts w:ascii="Roboto Mono" w:hAnsi="Roboto Mono"/>
+          <w:rFonts w:ascii="Roboto Mono" w:hAnsi="Roboto Mono" w:eastAsia="Roboto Mono"/>
         </w:rPr>
         <w:t>Department</w:t>
       </w:r>
       <w:r>
         <w:rPr>
-          <w:rFonts w:ascii="Roboto Mono" w:hAnsi="Roboto Mono"/>
+          <w:rFonts w:ascii="Roboto Mono" w:hAnsi="Roboto Mono" w:eastAsia="Roboto Mono"/>
         </w:rPr>
         <w:br/>
         <w:t xml:space="preserve">    </w:t>
       </w:r>
       <w:r>
         <w:rPr>
-          <w:rFonts w:ascii="Arial" w:hAnsi="Arial" w:cs="Arial"/>
+          <w:rFonts w:ascii="Roboto Mono" w:hAnsi="Roboto Mono" w:cs="Arial" w:eastAsia="Roboto Mono"/>
         </w:rPr>
         <w:t>↓</w:t>
       </w:r>
       <w:r>
         <w:rPr>
-          <w:rFonts w:ascii="Roboto Mono" w:hAnsi="Roboto Mono"/>
+          <w:rFonts w:ascii="Roboto Mono" w:hAnsi="Roboto Mono" w:eastAsia="Roboto Mono"/>
         </w:rPr>
         <w:br/>
         <w:t>Employees</w:t>
@@ -2533,7 +2533,7 @@
       </w:pPr>
       <w:r>
         <w:rPr>
-          <w:rFonts w:ascii="Roboto Mono" w:hAnsi="Roboto Mono"/>
+          <w:rFonts w:ascii="Roboto Mono" w:hAnsi="Roboto Mono" w:eastAsia="Roboto Mono"/>
         </w:rPr>
         <w:t>Each employee belongs to an existing department.</w:t>
       </w:r>
@@ -2546,7 +2546,7 @@
       </w:pPr>
       <w:r>
         <w:rPr>
-          <w:rFonts w:ascii="Roboto Mono" w:hAnsi="Roboto Mono"/>
+          <w:rFonts w:ascii="Roboto Mono" w:hAnsi="Roboto Mono" w:eastAsia="Roboto Mono"/>
         </w:rPr>
         <w:pict w14:anchorId="20E96EDC">
           <v:rect id="_x0000_i1033" style="width:0;height:1.5pt" o:hralign="center" o:hrstd="t" o:hr="t" fillcolor="#a0a0a0" stroked="f"/>
@@ -2563,7 +2563,7 @@
       </w:pPr>
       <w:r>
         <w:rPr>
-          <w:rFonts w:ascii="Roboto Mono" w:hAnsi="Roboto Mono"/>
+          <w:rFonts w:ascii="Roboto Mono" w:hAnsi="Roboto Mono" w:eastAsia="Roboto Mono"/>
           <w:b/>
           <w:bCs/>
         </w:rPr>
@@ -2571,7 +2571,7 @@
       </w:r>
       <w:r>
         <w:rPr>
-          <w:rFonts w:ascii="Arial" w:hAnsi="Arial" w:cs="Arial"/>
+          <w:rFonts w:ascii="Roboto Mono" w:hAnsi="Roboto Mono" w:cs="Arial" w:eastAsia="Roboto Mono"/>
           <w:b/>
           <w:bCs/>
         </w:rPr>
@@ -2579,7 +2579,7 @@
       </w:r>
       <w:r>
         <w:rPr>
-          <w:rFonts w:ascii="Roboto Mono" w:hAnsi="Roboto Mono"/>
+          <w:rFonts w:ascii="Roboto Mono" w:hAnsi="Roboto Mono" w:eastAsia="Roboto Mono"/>
           <w:b/>
           <w:bCs/>
         </w:rPr>
@@ -2656,26 +2656,26 @@
       </w:pPr>
       <w:r>
         <w:rPr>
-          <w:rFonts w:ascii="Roboto Mono" w:hAnsi="Roboto Mono"/>
+          <w:rFonts w:ascii="Roboto Mono" w:hAnsi="Roboto Mono" w:eastAsia="Roboto Mono"/>
         </w:rPr>
         <w:t>Category</w:t>
       </w:r>
       <w:r>
         <w:rPr>
-          <w:rFonts w:ascii="Roboto Mono" w:hAnsi="Roboto Mono"/>
+          <w:rFonts w:ascii="Roboto Mono" w:hAnsi="Roboto Mono" w:eastAsia="Roboto Mono"/>
         </w:rPr>
         <w:br/>
         <w:t xml:space="preserve">    </w:t>
       </w:r>
       <w:r>
         <w:rPr>
-          <w:rFonts w:ascii="Arial" w:hAnsi="Arial" w:cs="Arial"/>
+          <w:rFonts w:ascii="Roboto Mono" w:hAnsi="Roboto Mono" w:cs="Arial" w:eastAsia="Roboto Mono"/>
         </w:rPr>
         <w:t>↓</w:t>
       </w:r>
       <w:r>
         <w:rPr>
-          <w:rFonts w:ascii="Roboto Mono" w:hAnsi="Roboto Mono"/>
+          <w:rFonts w:ascii="Roboto Mono" w:hAnsi="Roboto Mono" w:eastAsia="Roboto Mono"/>
         </w:rPr>
         <w:br/>
         <w:t>Products</w:t>
@@ -2689,7 +2689,7 @@
       </w:pPr>
       <w:r>
         <w:rPr>
-          <w:rFonts w:ascii="Roboto Mono" w:hAnsi="Roboto Mono"/>
+          <w:rFonts w:ascii="Roboto Mono" w:hAnsi="Roboto Mono" w:eastAsia="Roboto Mono"/>
         </w:rPr>
         <w:t>Each product belongs to an existing category.</w:t>
       </w:r>
@@ -2702,7 +2702,7 @@
       </w:pPr>
       <w:r>
         <w:rPr>
-          <w:rFonts w:ascii="Roboto Mono" w:hAnsi="Roboto Mono"/>
+          <w:rFonts w:ascii="Roboto Mono" w:hAnsi="Roboto Mono" w:eastAsia="Roboto Mono"/>
         </w:rPr>
         <w:pict w14:anchorId="364EB135">
           <v:rect id="_x0000_i1034" style="width:0;height:1.5pt" o:hralign="center" o:hrstd="t" o:hr="t" fillcolor="#a0a0a0" stroked="f"/>
@@ -2719,7 +2719,7 @@
       </w:pPr>
       <w:r>
         <w:rPr>
-          <w:rFonts w:ascii="Roboto Mono" w:hAnsi="Roboto Mono"/>
+          <w:rFonts w:ascii="Roboto Mono" w:hAnsi="Roboto Mono" w:eastAsia="Roboto Mono"/>
           <w:b/>
           <w:bCs/>
         </w:rPr>
@@ -2727,7 +2727,7 @@
       </w:r>
       <w:r>
         <w:rPr>
-          <w:rFonts w:ascii="Arial" w:hAnsi="Arial" w:cs="Arial"/>
+          <w:rFonts w:ascii="Roboto Mono" w:hAnsi="Roboto Mono" w:cs="Arial" w:eastAsia="Roboto Mono"/>
           <w:b/>
           <w:bCs/>
         </w:rPr>
@@ -2735,7 +2735,7 @@
       </w:r>
       <w:r>
         <w:rPr>
-          <w:rFonts w:ascii="Roboto Mono" w:hAnsi="Roboto Mono"/>
+          <w:rFonts w:ascii="Roboto Mono" w:hAnsi="Roboto Mono" w:eastAsia="Roboto Mono"/>
           <w:b/>
           <w:bCs/>
         </w:rPr>
@@ -2812,26 +2812,26 @@
       </w:pPr>
       <w:r>
         <w:rPr>
-          <w:rFonts w:ascii="Roboto Mono" w:hAnsi="Roboto Mono"/>
+          <w:rFonts w:ascii="Roboto Mono" w:hAnsi="Roboto Mono" w:eastAsia="Roboto Mono"/>
         </w:rPr>
         <w:t>Teacher</w:t>
       </w:r>
       <w:r>
         <w:rPr>
-          <w:rFonts w:ascii="Roboto Mono" w:hAnsi="Roboto Mono"/>
+          <w:rFonts w:ascii="Roboto Mono" w:hAnsi="Roboto Mono" w:eastAsia="Roboto Mono"/>
         </w:rPr>
         <w:br/>
         <w:t xml:space="preserve">    </w:t>
       </w:r>
       <w:r>
         <w:rPr>
-          <w:rFonts w:ascii="Arial" w:hAnsi="Arial" w:cs="Arial"/>
+          <w:rFonts w:ascii="Roboto Mono" w:hAnsi="Roboto Mono" w:cs="Arial" w:eastAsia="Roboto Mono"/>
         </w:rPr>
         <w:t>↓</w:t>
       </w:r>
       <w:r>
         <w:rPr>
-          <w:rFonts w:ascii="Roboto Mono" w:hAnsi="Roboto Mono"/>
+          <w:rFonts w:ascii="Roboto Mono" w:hAnsi="Roboto Mono" w:eastAsia="Roboto Mono"/>
         </w:rPr>
         <w:br/>
         <w:t>Students</w:t>
@@ -2845,7 +2845,7 @@
       </w:pPr>
       <w:r>
         <w:rPr>
-          <w:rFonts w:ascii="Roboto Mono" w:hAnsi="Roboto Mono"/>
+          <w:rFonts w:ascii="Roboto Mono" w:hAnsi="Roboto Mono" w:eastAsia="Roboto Mono"/>
         </w:rPr>
         <w:t>Each student references an existing teacher.</w:t>
       </w:r>
@@ -2858,7 +2858,7 @@
       </w:pPr>
       <w:r>
         <w:rPr>
-          <w:rFonts w:ascii="Roboto Mono" w:hAnsi="Roboto Mono"/>
+          <w:rFonts w:ascii="Roboto Mono" w:hAnsi="Roboto Mono" w:eastAsia="Roboto Mono"/>
         </w:rPr>
         <w:pict w14:anchorId="03F11C71">
           <v:rect id="_x0000_i1035" style="width:0;height:1.5pt" o:hralign="center" o:hrstd="t" o:hr="t" fillcolor="#a0a0a0" stroked="f"/>
@@ -2889,7 +2889,7 @@
       </w:pPr>
       <w:r>
         <w:rPr>
-          <w:rFonts w:ascii="Arial" w:hAnsi="Arial" w:cs="Arial"/>
+          <w:rFonts w:ascii="Arial" w:hAnsi="Arial" w:cs="Arial" w:eastAsia="Arial"/>
           <w:b/>
           <w:color w:val="000000"/>
           <w:sz w:val="18"/>
@@ -2899,7 +2899,7 @@
       </w:r>
       <w:r>
         <w:rPr>
-          <w:rFonts w:ascii="Arial" w:hAnsi="Arial" w:cs="Arial"/>
+          <w:rFonts w:ascii="Arial" w:hAnsi="Arial" w:cs="Arial" w:eastAsia="Arial"/>
           <w:color w:val="000000"/>
           <w:sz w:val="18"/>
           <w:highlight w:val="lightGray"/>
@@ -2908,7 +2908,7 @@
       </w:r>
       <w:r>
         <w:rPr>
-          <w:rFonts w:ascii="Arial" w:hAnsi="Arial" w:cs="Arial"/>
+          <w:rFonts w:ascii="Arial" w:hAnsi="Arial" w:cs="Arial" w:eastAsia="Arial"/>
           <w:b/>
           <w:color w:val="000000"/>
           <w:sz w:val="18"/>
@@ -2918,7 +2918,7 @@
       </w:r>
       <w:r>
         <w:rPr>
-          <w:rFonts w:ascii="Arial" w:hAnsi="Arial" w:cs="Arial"/>
+          <w:rFonts w:ascii="Arial" w:hAnsi="Arial" w:cs="Arial" w:eastAsia="Arial"/>
           <w:color w:val="000000"/>
           <w:sz w:val="18"/>
           <w:highlight w:val="lightGray"/>
@@ -2927,7 +2927,7 @@
       </w:r>
       <w:r>
         <w:rPr>
-          <w:rFonts w:ascii="Arial" w:hAnsi="Arial" w:cs="Arial"/>
+          <w:rFonts w:ascii="Arial" w:hAnsi="Arial" w:cs="Arial" w:eastAsia="Arial"/>
           <w:b/>
           <w:color w:val="000000"/>
           <w:sz w:val="18"/>
@@ -2937,7 +2937,7 @@
       </w:r>
       <w:r>
         <w:rPr>
-          <w:rFonts w:ascii="Arial" w:hAnsi="Arial" w:cs="Arial"/>
+          <w:rFonts w:ascii="Arial" w:hAnsi="Arial" w:cs="Arial" w:eastAsia="Arial"/>
           <w:color w:val="000000"/>
           <w:sz w:val="18"/>
           <w:highlight w:val="lightGray"/>
@@ -3008,80 +3008,80 @@
       </w:pPr>
       <w:r>
         <w:rPr>
-          <w:rFonts w:ascii="Roboto Mono" w:hAnsi="Roboto Mono"/>
+          <w:rFonts w:ascii="Roboto Mono" w:hAnsi="Roboto Mono" w:eastAsia="Roboto Mono"/>
         </w:rPr>
         <w:t>+----------+</w:t>
       </w:r>
       <w:r>
         <w:rPr>
-          <w:rFonts w:ascii="Roboto Mono" w:hAnsi="Roboto Mono"/>
+          <w:rFonts w:ascii="Roboto Mono" w:hAnsi="Roboto Mono" w:eastAsia="Roboto Mono"/>
         </w:rPr>
         <w:br/>
         <w:t>| Customer |</w:t>
       </w:r>
       <w:r>
         <w:rPr>
-          <w:rFonts w:ascii="Roboto Mono" w:hAnsi="Roboto Mono"/>
+          <w:rFonts w:ascii="Roboto Mono" w:hAnsi="Roboto Mono" w:eastAsia="Roboto Mono"/>
         </w:rPr>
         <w:br/>
         <w:t>+----------+</w:t>
       </w:r>
       <w:r>
         <w:rPr>
-          <w:rFonts w:ascii="Roboto Mono" w:hAnsi="Roboto Mono"/>
+          <w:rFonts w:ascii="Roboto Mono" w:hAnsi="Roboto Mono" w:eastAsia="Roboto Mono"/>
         </w:rPr>
         <w:br/>
         <w:t xml:space="preserve">      </w:t>
       </w:r>
       <w:r>
         <w:rPr>
-          <w:rFonts w:ascii="MS Gothic" w:eastAsia="MS Gothic" w:hAnsi="MS Gothic" w:cs="MS Gothic" w:hint="eastAsia"/>
+          <w:rFonts w:ascii="Roboto Mono" w:eastAsia="Roboto Mono" w:hAnsi="Roboto Mono" w:cs="MS Gothic" w:hint="eastAsia"/>
         </w:rPr>
         <w:t>│</w:t>
       </w:r>
       <w:r>
         <w:rPr>
-          <w:rFonts w:ascii="Roboto Mono" w:hAnsi="Roboto Mono"/>
+          <w:rFonts w:ascii="Roboto Mono" w:hAnsi="Roboto Mono" w:eastAsia="Roboto Mono"/>
         </w:rPr>
         <w:br/>
         <w:t xml:space="preserve">      </w:t>
       </w:r>
       <w:r>
         <w:rPr>
-          <w:rFonts w:ascii="MS Gothic" w:eastAsia="MS Gothic" w:hAnsi="MS Gothic" w:cs="MS Gothic" w:hint="eastAsia"/>
+          <w:rFonts w:ascii="Roboto Mono" w:eastAsia="Roboto Mono" w:hAnsi="Roboto Mono" w:cs="MS Gothic" w:hint="eastAsia"/>
         </w:rPr>
         <w:t>│</w:t>
       </w:r>
       <w:r>
         <w:rPr>
-          <w:rFonts w:ascii="Roboto Mono" w:hAnsi="Roboto Mono"/>
+          <w:rFonts w:ascii="Roboto Mono" w:hAnsi="Roboto Mono" w:eastAsia="Roboto Mono"/>
         </w:rPr>
         <w:br/>
         <w:t xml:space="preserve">      </w:t>
       </w:r>
       <w:r>
         <w:rPr>
-          <w:rFonts w:ascii="Arial" w:hAnsi="Arial" w:cs="Arial"/>
+          <w:rFonts w:ascii="Roboto Mono" w:hAnsi="Roboto Mono" w:cs="Arial" w:eastAsia="Roboto Mono"/>
         </w:rPr>
         <w:t>▼</w:t>
       </w:r>
       <w:r>
         <w:rPr>
-          <w:rFonts w:ascii="Roboto Mono" w:hAnsi="Roboto Mono"/>
+          <w:rFonts w:ascii="Roboto Mono" w:hAnsi="Roboto Mono" w:eastAsia="Roboto Mono"/>
         </w:rPr>
         <w:br/>
         <w:t>+--------+</w:t>
       </w:r>
       <w:r>
         <w:rPr>
-          <w:rFonts w:ascii="Roboto Mono" w:hAnsi="Roboto Mono"/>
+          <w:rFonts w:ascii="Roboto Mono" w:hAnsi="Roboto Mono" w:eastAsia="Roboto Mono"/>
         </w:rPr>
         <w:br/>
         <w:t>| Order  |</w:t>
       </w:r>
       <w:r>
         <w:rPr>
-          <w:rFonts w:ascii="Roboto Mono" w:hAnsi="Roboto Mono"/>
+          <w:rFonts w:ascii="Roboto Mono" w:hAnsi="Roboto Mono" w:eastAsia="Roboto Mono"/>
         </w:rPr>
         <w:br/>
         <w:t>+--------+</w:t>
@@ -3095,7 +3095,7 @@
       </w:pPr>
       <w:r>
         <w:rPr>
-          <w:rFonts w:ascii="Roboto Mono" w:hAnsi="Roboto Mono"/>
+          <w:rFonts w:ascii="Roboto Mono" w:hAnsi="Roboto Mono" w:eastAsia="Roboto Mono"/>
         </w:rPr>
         <w:t>Relationship:</w:t>
       </w:r>
@@ -3168,19 +3168,19 @@
       </w:pPr>
       <w:r>
         <w:rPr>
-          <w:rFonts w:ascii="Roboto Mono" w:hAnsi="Roboto Mono"/>
+          <w:rFonts w:ascii="Roboto Mono" w:hAnsi="Roboto Mono" w:eastAsia="Roboto Mono"/>
         </w:rPr>
         <w:t xml:space="preserve">Customer 1 </w:t>
       </w:r>
       <w:r>
         <w:rPr>
-          <w:rFonts w:ascii="Arial" w:hAnsi="Arial" w:cs="Arial"/>
+          <w:rFonts w:ascii="Roboto Mono" w:hAnsi="Roboto Mono" w:cs="Arial" w:eastAsia="Roboto Mono"/>
         </w:rPr>
         <w:t>─────</w:t>
       </w:r>
       <w:r>
         <w:rPr>
-          <w:rFonts w:ascii="Roboto Mono" w:hAnsi="Roboto Mono"/>
+          <w:rFonts w:ascii="Roboto Mono" w:hAnsi="Roboto Mono" w:eastAsia="Roboto Mono"/>
         </w:rPr>
         <w:t xml:space="preserve"> N Orders</w:t>
       </w:r>
@@ -3193,7 +3193,7 @@
       </w:pPr>
       <w:r>
         <w:rPr>
-          <w:rFonts w:ascii="Roboto Mono" w:hAnsi="Roboto Mono"/>
+          <w:rFonts w:ascii="Roboto Mono" w:hAnsi="Roboto Mono" w:eastAsia="Roboto Mono"/>
         </w:rPr>
         <w:pict w14:anchorId="53DCDAE4">
           <v:rect id="_x0000_i1036" style="width:0;height:1.5pt" o:hralign="center" o:hrstd="t" o:hr="t" fillcolor="#a0a0a0" stroked="f"/>
@@ -3217,7 +3217,7 @@
     <w:p>
       <w:r>
         <w:rPr>
-          <w:rFonts w:ascii="Arial" w:hAnsi="Arial" w:cs="Arial"/>
+          <w:rFonts w:ascii="Arial" w:hAnsi="Arial" w:cs="Arial" w:eastAsia="Arial"/>
           <w:b/>
           <w:color w:val="000000"/>
           <w:sz w:val="18"/>
@@ -3227,7 +3227,7 @@
       </w:r>
       <w:r>
         <w:rPr>
-          <w:rFonts w:ascii="Arial" w:hAnsi="Arial" w:cs="Arial"/>
+          <w:rFonts w:ascii="Arial" w:hAnsi="Arial" w:cs="Arial" w:eastAsia="Arial"/>
           <w:color w:val="000000"/>
           <w:sz w:val="18"/>
           <w:highlight w:val="lightGray"/>
@@ -3236,7 +3236,7 @@
       </w:r>
       <w:r>
         <w:rPr>
-          <w:rFonts w:ascii="Arial" w:hAnsi="Arial" w:cs="Arial"/>
+          <w:rFonts w:ascii="Arial" w:hAnsi="Arial" w:cs="Arial" w:eastAsia="Arial"/>
           <w:b/>
           <w:color w:val="000000"/>
           <w:sz w:val="18"/>
@@ -3246,7 +3246,7 @@
       </w:r>
       <w:r>
         <w:rPr>
-          <w:rFonts w:ascii="Arial" w:hAnsi="Arial" w:cs="Arial"/>
+          <w:rFonts w:ascii="Arial" w:hAnsi="Arial" w:cs="Arial" w:eastAsia="Arial"/>
           <w:color w:val="000000"/>
           <w:sz w:val="18"/>
           <w:highlight w:val="lightGray"/>
@@ -3255,7 +3255,7 @@
       </w:r>
       <w:r>
         <w:rPr>
-          <w:rFonts w:ascii="Arial" w:hAnsi="Arial" w:cs="Arial"/>
+          <w:rFonts w:ascii="Arial" w:hAnsi="Arial" w:cs="Arial" w:eastAsia="Arial"/>
           <w:b/>
           <w:color w:val="000000"/>
           <w:sz w:val="18"/>
@@ -3265,7 +3265,7 @@
       </w:r>
       <w:r>
         <w:rPr>
-          <w:rFonts w:ascii="Arial" w:hAnsi="Arial" w:cs="Arial"/>
+          <w:rFonts w:ascii="Arial" w:hAnsi="Arial" w:cs="Arial" w:eastAsia="Arial"/>
           <w:color w:val="000000"/>
           <w:sz w:val="18"/>
           <w:highlight w:val="lightGray"/>
@@ -3283,7 +3283,7 @@
       </w:pPr>
       <w:r>
         <w:rPr>
-          <w:rFonts w:ascii="Roboto Mono" w:hAnsi="Roboto Mono"/>
+          <w:rFonts w:ascii="Roboto Mono" w:hAnsi="Roboto Mono" w:eastAsia="Roboto Mono"/>
           <w:b/>
           <w:bCs/>
         </w:rPr>
@@ -3360,27 +3360,27 @@
       </w:pPr>
       <w:r>
         <w:rPr>
-          <w:rFonts w:ascii="Roboto Mono" w:hAnsi="Roboto Mono"/>
+          <w:rFonts w:ascii="Roboto Mono" w:hAnsi="Roboto Mono" w:eastAsia="Roboto Mono"/>
         </w:rPr>
         <w:t>CREATE TABLE Customers (</w:t>
       </w:r>
       <w:r>
         <w:rPr>
-          <w:rFonts w:ascii="Roboto Mono" w:hAnsi="Roboto Mono"/>
+          <w:rFonts w:ascii="Roboto Mono" w:hAnsi="Roboto Mono" w:eastAsia="Roboto Mono"/>
         </w:rPr>
         <w:br/>
         <w:t xml:space="preserve">    CustomerID INT PRIMARY KEY,</w:t>
       </w:r>
       <w:r>
         <w:rPr>
-          <w:rFonts w:ascii="Roboto Mono" w:hAnsi="Roboto Mono"/>
+          <w:rFonts w:ascii="Roboto Mono" w:hAnsi="Roboto Mono" w:eastAsia="Roboto Mono"/>
         </w:rPr>
         <w:br/>
         <w:t xml:space="preserve">    Name VARCHAR(100)</w:t>
       </w:r>
       <w:r>
         <w:rPr>
-          <w:rFonts w:ascii="Roboto Mono" w:hAnsi="Roboto Mono"/>
+          <w:rFonts w:ascii="Roboto Mono" w:hAnsi="Roboto Mono" w:eastAsia="Roboto Mono"/>
         </w:rPr>
         <w:br/>
         <w:t>);</w:t>
@@ -3394,7 +3394,7 @@
       </w:pPr>
       <w:r>
         <w:rPr>
-          <w:rFonts w:ascii="Roboto Mono" w:hAnsi="Roboto Mono"/>
+          <w:rFonts w:ascii="Roboto Mono" w:hAnsi="Roboto Mono" w:eastAsia="Roboto Mono"/>
         </w:rPr>
         <w:pict w14:anchorId="5AC62D60">
           <v:rect id="_x0000_i1037" style="width:0;height:1.5pt" o:hralign="center" o:hrstd="t" o:hr="t" fillcolor="#a0a0a0" stroked="f"/>
@@ -3411,7 +3411,7 @@
       </w:pPr>
       <w:r>
         <w:rPr>
-          <w:rFonts w:ascii="Roboto Mono" w:hAnsi="Roboto Mono"/>
+          <w:rFonts w:ascii="Roboto Mono" w:hAnsi="Roboto Mono" w:eastAsia="Roboto Mono"/>
           <w:b/>
           <w:bCs/>
         </w:rPr>
@@ -3488,47 +3488,47 @@
       </w:pPr>
       <w:r>
         <w:rPr>
-          <w:rFonts w:ascii="Roboto Mono" w:hAnsi="Roboto Mono"/>
+          <w:rFonts w:ascii="Roboto Mono" w:hAnsi="Roboto Mono" w:eastAsia="Roboto Mono"/>
         </w:rPr>
         <w:t>CREATE TABLE Orders (</w:t>
       </w:r>
       <w:r>
         <w:rPr>
-          <w:rFonts w:ascii="Roboto Mono" w:hAnsi="Roboto Mono"/>
+          <w:rFonts w:ascii="Roboto Mono" w:hAnsi="Roboto Mono" w:eastAsia="Roboto Mono"/>
         </w:rPr>
         <w:br/>
         <w:t xml:space="preserve">    OrderID INT PRIMARY KEY,</w:t>
       </w:r>
       <w:r>
         <w:rPr>
-          <w:rFonts w:ascii="Roboto Mono" w:hAnsi="Roboto Mono"/>
+          <w:rFonts w:ascii="Roboto Mono" w:hAnsi="Roboto Mono" w:eastAsia="Roboto Mono"/>
         </w:rPr>
         <w:br/>
         <w:t xml:space="preserve">    CustomerID INT,</w:t>
       </w:r>
       <w:r>
         <w:rPr>
-          <w:rFonts w:ascii="Roboto Mono" w:hAnsi="Roboto Mono"/>
+          <w:rFonts w:ascii="Roboto Mono" w:hAnsi="Roboto Mono" w:eastAsia="Roboto Mono"/>
         </w:rPr>
         <w:br/>
       </w:r>
       <w:r>
         <w:rPr>
-          <w:rFonts w:ascii="Roboto Mono" w:hAnsi="Roboto Mono"/>
+          <w:rFonts w:ascii="Roboto Mono" w:hAnsi="Roboto Mono" w:eastAsia="Roboto Mono"/>
         </w:rPr>
         <w:br/>
         <w:t xml:space="preserve">    FOREIGN KEY (CustomerID)</w:t>
       </w:r>
       <w:r>
         <w:rPr>
-          <w:rFonts w:ascii="Roboto Mono" w:hAnsi="Roboto Mono"/>
+          <w:rFonts w:ascii="Roboto Mono" w:hAnsi="Roboto Mono" w:eastAsia="Roboto Mono"/>
         </w:rPr>
         <w:br/>
         <w:t xml:space="preserve">        REFERENCES Customers(CustomerID)</w:t>
       </w:r>
       <w:r>
         <w:rPr>
-          <w:rFonts w:ascii="Roboto Mono" w:hAnsi="Roboto Mono"/>
+          <w:rFonts w:ascii="Roboto Mono" w:hAnsi="Roboto Mono" w:eastAsia="Roboto Mono"/>
         </w:rPr>
         <w:br/>
         <w:t>);</w:t>
@@ -3542,7 +3542,7 @@
       </w:pPr>
       <w:r>
         <w:rPr>
-          <w:rFonts w:ascii="Roboto Mono" w:hAnsi="Roboto Mono"/>
+          <w:rFonts w:ascii="Roboto Mono" w:hAnsi="Roboto Mono" w:eastAsia="Roboto Mono"/>
         </w:rPr>
         <w:pict w14:anchorId="7FC79FD3">
           <v:rect id="_x0000_i1038" style="width:0;height:1.5pt" o:hralign="center" o:hrstd="t" o:hr="t" fillcolor="#a0a0a0" stroked="f"/>
@@ -3559,7 +3559,7 @@
       </w:pPr>
       <w:r>
         <w:rPr>
-          <w:rFonts w:ascii="Roboto Mono" w:hAnsi="Roboto Mono"/>
+          <w:rFonts w:ascii="Roboto Mono" w:hAnsi="Roboto Mono" w:eastAsia="Roboto Mono"/>
           <w:b/>
           <w:bCs/>
         </w:rPr>
@@ -3636,7 +3636,7 @@
       </w:pPr>
       <w:r>
         <w:rPr>
-          <w:rFonts w:ascii="Roboto Mono" w:hAnsi="Roboto Mono"/>
+          <w:rFonts w:ascii="Roboto Mono" w:hAnsi="Roboto Mono" w:eastAsia="Roboto Mono"/>
         </w:rPr>
         <w:t>REFERENCES Customers(CustomerID)</w:t>
       </w:r>
@@ -3649,7 +3649,7 @@
       </w:pPr>
       <w:r>
         <w:rPr>
-          <w:rFonts w:ascii="Roboto Mono" w:hAnsi="Roboto Mono"/>
+          <w:rFonts w:ascii="Roboto Mono" w:hAnsi="Roboto Mono" w:eastAsia="Roboto Mono"/>
         </w:rPr>
         <w:t>means:</w:t>
       </w:r>
@@ -3722,20 +3722,20 @@
       </w:pPr>
       <w:r>
         <w:rPr>
-          <w:rFonts w:ascii="Roboto Mono" w:hAnsi="Roboto Mono"/>
+          <w:rFonts w:ascii="Roboto Mono" w:hAnsi="Roboto Mono" w:eastAsia="Roboto Mono"/>
         </w:rPr>
         <w:t>Orders.CustomerID</w:t>
       </w:r>
       <w:r>
         <w:rPr>
-          <w:rFonts w:ascii="Roboto Mono" w:hAnsi="Roboto Mono"/>
+          <w:rFonts w:ascii="Roboto Mono" w:hAnsi="Roboto Mono" w:eastAsia="Roboto Mono"/>
         </w:rPr>
         <w:br/>
         <w:t>must exist in</w:t>
       </w:r>
       <w:r>
         <w:rPr>
-          <w:rFonts w:ascii="Roboto Mono" w:hAnsi="Roboto Mono"/>
+          <w:rFonts w:ascii="Roboto Mono" w:hAnsi="Roboto Mono" w:eastAsia="Roboto Mono"/>
         </w:rPr>
         <w:br/>
         <w:t>Customers.CustomerID</w:t>
@@ -3749,7 +3749,7 @@
       </w:pPr>
       <w:r>
         <w:rPr>
-          <w:rFonts w:ascii="Roboto Mono" w:hAnsi="Roboto Mono"/>
+          <w:rFonts w:ascii="Roboto Mono" w:hAnsi="Roboto Mono" w:eastAsia="Roboto Mono"/>
         </w:rPr>
         <w:pict w14:anchorId="284B6DB2">
           <v:rect id="_x0000_i1039" style="width:0;height:1.5pt" o:hralign="center" o:hrstd="t" o:hr="t" fillcolor="#a0a0a0" stroked="f"/>
@@ -3773,7 +3773,7 @@
     <w:p>
       <w:r>
         <w:rPr>
-          <w:rFonts w:ascii="Arial" w:hAnsi="Arial" w:cs="Arial"/>
+          <w:rFonts w:ascii="Arial" w:hAnsi="Arial" w:cs="Arial" w:eastAsia="Arial"/>
           <w:b/>
           <w:color w:val="000000"/>
           <w:sz w:val="18"/>
@@ -3783,7 +3783,7 @@
       </w:r>
       <w:r>
         <w:rPr>
-          <w:rFonts w:ascii="Arial" w:hAnsi="Arial" w:cs="Arial"/>
+          <w:rFonts w:ascii="Arial" w:hAnsi="Arial" w:cs="Arial" w:eastAsia="Arial"/>
           <w:color w:val="000000"/>
           <w:sz w:val="18"/>
           <w:highlight w:val="lightGray"/>
@@ -3792,7 +3792,7 @@
       </w:r>
       <w:r>
         <w:rPr>
-          <w:rFonts w:ascii="Arial" w:hAnsi="Arial" w:cs="Arial"/>
+          <w:rFonts w:ascii="Arial" w:hAnsi="Arial" w:cs="Arial" w:eastAsia="Arial"/>
           <w:b/>
           <w:color w:val="000000"/>
           <w:sz w:val="18"/>
@@ -3802,7 +3802,7 @@
       </w:r>
       <w:r>
         <w:rPr>
-          <w:rFonts w:ascii="Arial" w:hAnsi="Arial" w:cs="Arial"/>
+          <w:rFonts w:ascii="Arial" w:hAnsi="Arial" w:cs="Arial" w:eastAsia="Arial"/>
           <w:color w:val="000000"/>
           <w:sz w:val="18"/>
           <w:highlight w:val="lightGray"/>
@@ -3811,7 +3811,7 @@
       </w:r>
       <w:r>
         <w:rPr>
-          <w:rFonts w:ascii="Arial" w:hAnsi="Arial" w:cs="Arial"/>
+          <w:rFonts w:ascii="Arial" w:hAnsi="Arial" w:cs="Arial" w:eastAsia="Arial"/>
           <w:b/>
           <w:color w:val="000000"/>
           <w:sz w:val="18"/>
@@ -3821,7 +3821,7 @@
       </w:r>
       <w:r>
         <w:rPr>
-          <w:rFonts w:ascii="Arial" w:hAnsi="Arial" w:cs="Arial"/>
+          <w:rFonts w:ascii="Arial" w:hAnsi="Arial" w:cs="Arial" w:eastAsia="Arial"/>
           <w:color w:val="000000"/>
           <w:sz w:val="18"/>
           <w:highlight w:val="lightGray"/>
@@ -3837,7 +3837,7 @@
       </w:pPr>
       <w:r>
         <w:rPr>
-          <w:rFonts w:ascii="Roboto Mono" w:hAnsi="Roboto Mono"/>
+          <w:rFonts w:ascii="Roboto Mono" w:hAnsi="Roboto Mono" w:eastAsia="Roboto Mono"/>
         </w:rPr>
         <w:t>A Foreign Key:</w:t>
       </w:r>
@@ -3854,7 +3854,7 @@
       </w:pPr>
       <w:r>
         <w:rPr>
-          <w:rFonts w:ascii="Roboto Mono" w:hAnsi="Roboto Mono"/>
+          <w:rFonts w:ascii="Roboto Mono" w:hAnsi="Roboto Mono" w:eastAsia="Roboto Mono"/>
         </w:rPr>
         <w:t xml:space="preserve">References a Primary Key </w:t>
       </w:r>
@@ -3871,7 +3871,7 @@
       </w:pPr>
       <w:r>
         <w:rPr>
-          <w:rFonts w:ascii="Roboto Mono" w:hAnsi="Roboto Mono"/>
+          <w:rFonts w:ascii="Roboto Mono" w:hAnsi="Roboto Mono" w:eastAsia="Roboto Mono"/>
         </w:rPr>
         <w:t xml:space="preserve">Creates table relationships </w:t>
       </w:r>
@@ -3888,7 +3888,7 @@
       </w:pPr>
       <w:r>
         <w:rPr>
-          <w:rFonts w:ascii="Roboto Mono" w:hAnsi="Roboto Mono"/>
+          <w:rFonts w:ascii="Roboto Mono" w:hAnsi="Roboto Mono" w:eastAsia="Roboto Mono"/>
         </w:rPr>
         <w:t xml:space="preserve">Prevents orphan records </w:t>
       </w:r>
@@ -3905,7 +3905,7 @@
       </w:pPr>
       <w:r>
         <w:rPr>
-          <w:rFonts w:ascii="Roboto Mono" w:hAnsi="Roboto Mono"/>
+          <w:rFonts w:ascii="Roboto Mono" w:hAnsi="Roboto Mono" w:eastAsia="Roboto Mono"/>
         </w:rPr>
         <w:t xml:space="preserve">Enforces referential integrity </w:t>
       </w:r>
@@ -3918,7 +3918,7 @@
       </w:pPr>
       <w:r>
         <w:rPr>
-          <w:rFonts w:ascii="Roboto Mono" w:hAnsi="Roboto Mono"/>
+          <w:rFonts w:ascii="Roboto Mono" w:hAnsi="Roboto Mono" w:eastAsia="Roboto Mono"/>
         </w:rPr>
         <w:pict w14:anchorId="70BC0BDF">
           <v:rect id="_x0000_i1040" style="width:0;height:1.5pt" o:hralign="center" o:hrstd="t" o:hr="t" fillcolor="#a0a0a0" stroked="f"/>
@@ -3942,7 +3942,7 @@
     <w:p>
       <w:r>
         <w:rPr>
-          <w:rFonts w:ascii="Arial" w:hAnsi="Arial" w:cs="Arial"/>
+          <w:rFonts w:ascii="Arial" w:hAnsi="Arial" w:cs="Arial" w:eastAsia="Arial"/>
           <w:b/>
           <w:color w:val="000000"/>
           <w:sz w:val="18"/>
@@ -3952,7 +3952,7 @@
       </w:r>
       <w:r>
         <w:rPr>
-          <w:rFonts w:ascii="Arial" w:hAnsi="Arial" w:cs="Arial"/>
+          <w:rFonts w:ascii="Arial" w:hAnsi="Arial" w:cs="Arial" w:eastAsia="Arial"/>
           <w:color w:val="000000"/>
           <w:sz w:val="18"/>
           <w:highlight w:val="lightGray"/>
@@ -3961,7 +3961,7 @@
       </w:r>
       <w:r>
         <w:rPr>
-          <w:rFonts w:ascii="Arial" w:hAnsi="Arial" w:cs="Arial"/>
+          <w:rFonts w:ascii="Arial" w:hAnsi="Arial" w:cs="Arial" w:eastAsia="Arial"/>
           <w:b/>
           <w:color w:val="000000"/>
           <w:sz w:val="18"/>
@@ -3971,7 +3971,7 @@
       </w:r>
       <w:r>
         <w:rPr>
-          <w:rFonts w:ascii="Arial" w:hAnsi="Arial" w:cs="Arial"/>
+          <w:rFonts w:ascii="Arial" w:hAnsi="Arial" w:cs="Arial" w:eastAsia="Arial"/>
           <w:color w:val="000000"/>
           <w:sz w:val="18"/>
           <w:highlight w:val="lightGray"/>
@@ -3980,7 +3980,7 @@
       </w:r>
       <w:r>
         <w:rPr>
-          <w:rFonts w:ascii="Arial" w:hAnsi="Arial" w:cs="Arial"/>
+          <w:rFonts w:ascii="Arial" w:hAnsi="Arial" w:cs="Arial" w:eastAsia="Arial"/>
           <w:b/>
           <w:color w:val="000000"/>
           <w:sz w:val="18"/>
@@ -3990,7 +3990,7 @@
       </w:r>
       <w:r>
         <w:rPr>
-          <w:rFonts w:ascii="Arial" w:hAnsi="Arial" w:cs="Arial"/>
+          <w:rFonts w:ascii="Arial" w:hAnsi="Arial" w:cs="Arial" w:eastAsia="Arial"/>
           <w:color w:val="000000"/>
           <w:sz w:val="18"/>
           <w:highlight w:val="lightGray"/>
@@ -4008,7 +4008,7 @@
       </w:pPr>
       <w:r>
         <w:rPr>
-          <w:rFonts w:ascii="Roboto Mono" w:hAnsi="Roboto Mono"/>
+          <w:rFonts w:ascii="Roboto Mono" w:hAnsi="Roboto Mono" w:eastAsia="Roboto Mono"/>
           <w:b/>
           <w:bCs/>
         </w:rPr>
@@ -4246,7 +4246,7 @@
       </w:pPr>
       <w:r>
         <w:rPr>
-          <w:rFonts w:ascii="Roboto Mono" w:hAnsi="Roboto Mono"/>
+          <w:rFonts w:ascii="Roboto Mono" w:hAnsi="Roboto Mono" w:eastAsia="Roboto Mono"/>
         </w:rPr>
         <w:pict w14:anchorId="79204B6A">
           <v:rect id="_x0000_i1041" style="width:0;height:1.5pt" o:hralign="center" o:hrstd="t" o:hr="t" fillcolor="#a0a0a0" stroked="f"/>
@@ -4263,7 +4263,7 @@
       </w:pPr>
       <w:r>
         <w:rPr>
-          <w:rFonts w:ascii="Roboto Mono" w:hAnsi="Roboto Mono"/>
+          <w:rFonts w:ascii="Roboto Mono" w:hAnsi="Roboto Mono" w:eastAsia="Roboto Mono"/>
           <w:b/>
           <w:bCs/>
         </w:rPr>
@@ -4501,7 +4501,7 @@
       </w:pPr>
       <w:r>
         <w:rPr>
-          <w:rFonts w:ascii="Roboto Mono" w:hAnsi="Roboto Mono"/>
+          <w:rFonts w:ascii="Roboto Mono" w:hAnsi="Roboto Mono" w:eastAsia="Roboto Mono"/>
         </w:rPr>
         <w:pict w14:anchorId="66FA26CE">
           <v:rect id="_x0000_i1042" style="width:0;height:1.5pt" o:hralign="center" o:hrstd="t" o:hr="t" fillcolor="#a0a0a0" stroked="f"/>
@@ -4516,7 +4516,7 @@
       </w:pPr>
       <w:r>
         <w:rPr>
-          <w:rFonts w:ascii="Roboto Mono" w:hAnsi="Roboto Mono"/>
+          <w:rFonts w:ascii="Roboto Mono" w:hAnsi="Roboto Mono" w:eastAsia="Roboto Mono"/>
         </w:rPr>
         <w:t>Relationship:</w:t>
       </w:r>
@@ -4589,26 +4589,26 @@
       </w:pPr>
       <w:r>
         <w:rPr>
-          <w:rFonts w:ascii="Roboto Mono" w:hAnsi="Roboto Mono"/>
+          <w:rFonts w:ascii="Roboto Mono" w:hAnsi="Roboto Mono" w:eastAsia="Roboto Mono"/>
         </w:rPr>
         <w:t>One Customer</w:t>
       </w:r>
       <w:r>
         <w:rPr>
-          <w:rFonts w:ascii="Roboto Mono" w:hAnsi="Roboto Mono"/>
+          <w:rFonts w:ascii="Roboto Mono" w:hAnsi="Roboto Mono" w:eastAsia="Roboto Mono"/>
         </w:rPr>
         <w:br/>
         <w:t xml:space="preserve">       </w:t>
       </w:r>
       <w:r>
         <w:rPr>
-          <w:rFonts w:ascii="Arial" w:hAnsi="Arial" w:cs="Arial"/>
+          <w:rFonts w:ascii="Roboto Mono" w:hAnsi="Roboto Mono" w:cs="Arial" w:eastAsia="Roboto Mono"/>
         </w:rPr>
         <w:t>↓</w:t>
       </w:r>
       <w:r>
         <w:rPr>
-          <w:rFonts w:ascii="Roboto Mono" w:hAnsi="Roboto Mono"/>
+          <w:rFonts w:ascii="Roboto Mono" w:hAnsi="Roboto Mono" w:eastAsia="Roboto Mono"/>
         </w:rPr>
         <w:br/>
         <w:t>Many Orders</w:t>
@@ -4622,7 +4622,7 @@
       </w:pPr>
       <w:r>
         <w:rPr>
-          <w:rFonts w:ascii="Roboto Mono" w:hAnsi="Roboto Mono"/>
+          <w:rFonts w:ascii="Roboto Mono" w:hAnsi="Roboto Mono" w:eastAsia="Roboto Mono"/>
         </w:rPr>
         <w:t>The Foreign Key enables this relationship.</w:t>
       </w:r>
@@ -4635,7 +4635,7 @@
       </w:pPr>
       <w:r>
         <w:rPr>
-          <w:rFonts w:ascii="Roboto Mono" w:hAnsi="Roboto Mono"/>
+          <w:rFonts w:ascii="Roboto Mono" w:hAnsi="Roboto Mono" w:eastAsia="Roboto Mono"/>
         </w:rPr>
         <w:pict w14:anchorId="25AF8C12">
           <v:rect id="_x0000_i1043" style="width:0;height:1.5pt" o:hralign="center" o:hrstd="t" o:hr="t" fillcolor="#a0a0a0" stroked="f"/>
@@ -4659,7 +4659,7 @@
     <w:p>
       <w:r>
         <w:rPr>
-          <w:rFonts w:ascii="Arial" w:hAnsi="Arial" w:cs="Arial"/>
+          <w:rFonts w:ascii="Arial" w:hAnsi="Arial" w:cs="Arial" w:eastAsia="Arial"/>
           <w:b/>
           <w:color w:val="000000"/>
           <w:sz w:val="18"/>
@@ -4669,7 +4669,7 @@
       </w:r>
       <w:r>
         <w:rPr>
-          <w:rFonts w:ascii="Arial" w:hAnsi="Arial" w:cs="Arial"/>
+          <w:rFonts w:ascii="Arial" w:hAnsi="Arial" w:cs="Arial" w:eastAsia="Arial"/>
           <w:color w:val="000000"/>
           <w:sz w:val="18"/>
           <w:highlight w:val="lightGray"/>
@@ -4678,7 +4678,7 @@
       </w:r>
       <w:r>
         <w:rPr>
-          <w:rFonts w:ascii="Arial" w:hAnsi="Arial" w:cs="Arial"/>
+          <w:rFonts w:ascii="Arial" w:hAnsi="Arial" w:cs="Arial" w:eastAsia="Arial"/>
           <w:b/>
           <w:color w:val="000000"/>
           <w:sz w:val="18"/>
@@ -4688,7 +4688,7 @@
       </w:r>
       <w:r>
         <w:rPr>
-          <w:rFonts w:ascii="Arial" w:hAnsi="Arial" w:cs="Arial"/>
+          <w:rFonts w:ascii="Arial" w:hAnsi="Arial" w:cs="Arial" w:eastAsia="Arial"/>
           <w:color w:val="000000"/>
           <w:sz w:val="18"/>
           <w:highlight w:val="lightGray"/>
@@ -4697,7 +4697,7 @@
       </w:r>
       <w:r>
         <w:rPr>
-          <w:rFonts w:ascii="Arial" w:hAnsi="Arial" w:cs="Arial"/>
+          <w:rFonts w:ascii="Arial" w:hAnsi="Arial" w:cs="Arial" w:eastAsia="Arial"/>
           <w:b/>
           <w:color w:val="000000"/>
           <w:sz w:val="18"/>
@@ -4707,7 +4707,7 @@
       </w:r>
       <w:r>
         <w:rPr>
-          <w:rFonts w:ascii="Arial" w:hAnsi="Arial" w:cs="Arial"/>
+          <w:rFonts w:ascii="Arial" w:hAnsi="Arial" w:cs="Arial" w:eastAsia="Arial"/>
           <w:color w:val="000000"/>
           <w:sz w:val="18"/>
           <w:highlight w:val="lightGray"/>
@@ -4723,7 +4723,7 @@
       </w:pPr>
       <w:r>
         <w:rPr>
-          <w:rFonts w:ascii="Roboto Mono" w:hAnsi="Roboto Mono"/>
+          <w:rFonts w:ascii="Roboto Mono" w:hAnsi="Roboto Mono" w:eastAsia="Roboto Mono"/>
         </w:rPr>
         <w:t>An orphan record is a child record without a valid parent.</w:t>
       </w:r>
@@ -4736,7 +4736,7 @@
       </w:pPr>
       <w:r>
         <w:rPr>
-          <w:rFonts w:ascii="Roboto Mono" w:hAnsi="Roboto Mono"/>
+          <w:rFonts w:ascii="Roboto Mono" w:hAnsi="Roboto Mono" w:eastAsia="Roboto Mono"/>
         </w:rPr>
         <w:pict w14:anchorId="5A9D6335">
           <v:rect id="_x0000_i1044" style="width:0;height:1.5pt" o:hralign="center" o:hrstd="t" o:hr="t" fillcolor="#a0a0a0" stroked="f"/>
@@ -4753,7 +4753,7 @@
       </w:pPr>
       <w:r>
         <w:rPr>
-          <w:rFonts w:ascii="Roboto Mono" w:hAnsi="Roboto Mono"/>
+          <w:rFonts w:ascii="Roboto Mono" w:hAnsi="Roboto Mono" w:eastAsia="Roboto Mono"/>
           <w:b/>
           <w:bCs/>
         </w:rPr>
@@ -4768,7 +4768,7 @@
       </w:pPr>
       <w:r>
         <w:rPr>
-          <w:rFonts w:ascii="Roboto Mono" w:hAnsi="Roboto Mono"/>
+          <w:rFonts w:ascii="Roboto Mono" w:hAnsi="Roboto Mono" w:eastAsia="Roboto Mono"/>
         </w:rPr>
         <w:t>Orders:</w:t>
       </w:r>
@@ -4957,7 +4957,7 @@
       </w:pPr>
       <w:r>
         <w:rPr>
-          <w:rFonts w:ascii="Roboto Mono" w:hAnsi="Roboto Mono"/>
+          <w:rFonts w:ascii="Roboto Mono" w:hAnsi="Roboto Mono" w:eastAsia="Roboto Mono"/>
         </w:rPr>
         <w:t>Customer 99 does not exist.</w:t>
       </w:r>
@@ -4970,7 +4970,7 @@
       </w:pPr>
       <w:r>
         <w:rPr>
-          <w:rFonts w:ascii="Roboto Mono" w:hAnsi="Roboto Mono"/>
+          <w:rFonts w:ascii="Roboto Mono" w:hAnsi="Roboto Mono" w:eastAsia="Roboto Mono"/>
         </w:rPr>
         <w:t>This creates an orphan record.</w:t>
       </w:r>
@@ -4983,7 +4983,7 @@
       </w:pPr>
       <w:r>
         <w:rPr>
-          <w:rFonts w:ascii="Roboto Mono" w:hAnsi="Roboto Mono"/>
+          <w:rFonts w:ascii="Roboto Mono" w:hAnsi="Roboto Mono" w:eastAsia="Roboto Mono"/>
         </w:rPr>
         <w:t>Foreign Keys prevent this situation.</w:t>
       </w:r>
@@ -4996,7 +4996,7 @@
       </w:pPr>
       <w:r>
         <w:rPr>
-          <w:rFonts w:ascii="Roboto Mono" w:hAnsi="Roboto Mono"/>
+          <w:rFonts w:ascii="Roboto Mono" w:hAnsi="Roboto Mono" w:eastAsia="Roboto Mono"/>
         </w:rPr>
         <w:pict w14:anchorId="62F3CBD5">
           <v:rect id="_x0000_i1045" style="width:0;height:1.5pt" o:hralign="center" o:hrstd="t" o:hr="t" fillcolor="#a0a0a0" stroked="f"/>
@@ -5020,7 +5020,7 @@
     <w:p>
       <w:r>
         <w:rPr>
-          <w:rFonts w:ascii="Arial" w:hAnsi="Arial" w:cs="Arial"/>
+          <w:rFonts w:ascii="Arial" w:hAnsi="Arial" w:cs="Arial" w:eastAsia="Arial"/>
           <w:b/>
           <w:color w:val="000000"/>
           <w:sz w:val="18"/>
@@ -5030,7 +5030,7 @@
       </w:r>
       <w:r>
         <w:rPr>
-          <w:rFonts w:ascii="Arial" w:hAnsi="Arial" w:cs="Arial"/>
+          <w:rFonts w:ascii="Arial" w:hAnsi="Arial" w:cs="Arial" w:eastAsia="Arial"/>
           <w:color w:val="000000"/>
           <w:sz w:val="18"/>
           <w:highlight w:val="lightGray"/>
@@ -5039,7 +5039,7 @@
       </w:r>
       <w:r>
         <w:rPr>
-          <w:rFonts w:ascii="Arial" w:hAnsi="Arial" w:cs="Arial"/>
+          <w:rFonts w:ascii="Arial" w:hAnsi="Arial" w:cs="Arial" w:eastAsia="Arial"/>
           <w:b/>
           <w:color w:val="000000"/>
           <w:sz w:val="18"/>
@@ -5049,7 +5049,7 @@
       </w:r>
       <w:r>
         <w:rPr>
-          <w:rFonts w:ascii="Arial" w:hAnsi="Arial" w:cs="Arial"/>
+          <w:rFonts w:ascii="Arial" w:hAnsi="Arial" w:cs="Arial" w:eastAsia="Arial"/>
           <w:color w:val="000000"/>
           <w:sz w:val="18"/>
           <w:highlight w:val="lightGray"/>
@@ -5058,7 +5058,7 @@
       </w:r>
       <w:r>
         <w:rPr>
-          <w:rFonts w:ascii="Arial" w:hAnsi="Arial" w:cs="Arial"/>
+          <w:rFonts w:ascii="Arial" w:hAnsi="Arial" w:cs="Arial" w:eastAsia="Arial"/>
           <w:b/>
           <w:color w:val="000000"/>
           <w:sz w:val="18"/>
@@ -5068,7 +5068,7 @@
       </w:r>
       <w:r>
         <w:rPr>
-          <w:rFonts w:ascii="Arial" w:hAnsi="Arial" w:cs="Arial"/>
+          <w:rFonts w:ascii="Arial" w:hAnsi="Arial" w:cs="Arial" w:eastAsia="Arial"/>
           <w:color w:val="000000"/>
           <w:sz w:val="18"/>
           <w:highlight w:val="lightGray"/>
@@ -5086,7 +5086,7 @@
       </w:pPr>
       <w:r>
         <w:rPr>
-          <w:rFonts w:ascii="Roboto Mono" w:hAnsi="Roboto Mono"/>
+          <w:rFonts w:ascii="Roboto Mono" w:hAnsi="Roboto Mono" w:eastAsia="Roboto Mono"/>
           <w:b/>
           <w:bCs/>
         </w:rPr>
@@ -5101,7 +5101,7 @@
       </w:pPr>
       <w:r>
         <w:rPr>
-          <w:rFonts w:ascii="Roboto Mono" w:hAnsi="Roboto Mono"/>
+          <w:rFonts w:ascii="Roboto Mono" w:hAnsi="Roboto Mono" w:eastAsia="Roboto Mono"/>
         </w:rPr>
         <w:t>Contains the Primary Key.</w:t>
       </w:r>
@@ -5114,7 +5114,7 @@
       </w:pPr>
       <w:r>
         <w:rPr>
-          <w:rFonts w:ascii="Roboto Mono" w:hAnsi="Roboto Mono"/>
+          <w:rFonts w:ascii="Roboto Mono" w:hAnsi="Roboto Mono" w:eastAsia="Roboto Mono"/>
         </w:rPr>
         <w:t>Example:</w:t>
       </w:r>
@@ -5187,7 +5187,7 @@
       </w:pPr>
       <w:r>
         <w:rPr>
-          <w:rFonts w:ascii="Roboto Mono" w:hAnsi="Roboto Mono"/>
+          <w:rFonts w:ascii="Roboto Mono" w:hAnsi="Roboto Mono" w:eastAsia="Roboto Mono"/>
         </w:rPr>
         <w:t>Customers</w:t>
       </w:r>
@@ -5200,7 +5200,7 @@
       </w:pPr>
       <w:r>
         <w:rPr>
-          <w:rFonts w:ascii="Roboto Mono" w:hAnsi="Roboto Mono"/>
+          <w:rFonts w:ascii="Roboto Mono" w:hAnsi="Roboto Mono" w:eastAsia="Roboto Mono"/>
         </w:rPr>
         <w:t>Primary Key:</w:t>
       </w:r>
@@ -5273,7 +5273,7 @@
       </w:pPr>
       <w:r>
         <w:rPr>
-          <w:rFonts w:ascii="Roboto Mono" w:hAnsi="Roboto Mono"/>
+          <w:rFonts w:ascii="Roboto Mono" w:hAnsi="Roboto Mono" w:eastAsia="Roboto Mono"/>
         </w:rPr>
         <w:t>CustomerID</w:t>
       </w:r>
@@ -5286,7 +5286,7 @@
       </w:pPr>
       <w:r>
         <w:rPr>
-          <w:rFonts w:ascii="Roboto Mono" w:hAnsi="Roboto Mono"/>
+          <w:rFonts w:ascii="Roboto Mono" w:hAnsi="Roboto Mono" w:eastAsia="Roboto Mono"/>
         </w:rPr>
         <w:pict w14:anchorId="3DDF9394">
           <v:rect id="_x0000_i1046" style="width:0;height:1.5pt" o:hralign="center" o:hrstd="t" o:hr="t" fillcolor="#a0a0a0" stroked="f"/>
@@ -5303,7 +5303,7 @@
       </w:pPr>
       <w:r>
         <w:rPr>
-          <w:rFonts w:ascii="Roboto Mono" w:hAnsi="Roboto Mono"/>
+          <w:rFonts w:ascii="Roboto Mono" w:hAnsi="Roboto Mono" w:eastAsia="Roboto Mono"/>
           <w:b/>
           <w:bCs/>
         </w:rPr>
@@ -5318,7 +5318,7 @@
       </w:pPr>
       <w:r>
         <w:rPr>
-          <w:rFonts w:ascii="Roboto Mono" w:hAnsi="Roboto Mono"/>
+          <w:rFonts w:ascii="Roboto Mono" w:hAnsi="Roboto Mono" w:eastAsia="Roboto Mono"/>
         </w:rPr>
         <w:t>Contains the Foreign Key.</w:t>
       </w:r>
@@ -5331,7 +5331,7 @@
       </w:pPr>
       <w:r>
         <w:rPr>
-          <w:rFonts w:ascii="Roboto Mono" w:hAnsi="Roboto Mono"/>
+          <w:rFonts w:ascii="Roboto Mono" w:hAnsi="Roboto Mono" w:eastAsia="Roboto Mono"/>
         </w:rPr>
         <w:t>Example:</w:t>
       </w:r>
@@ -5404,7 +5404,7 @@
       </w:pPr>
       <w:r>
         <w:rPr>
-          <w:rFonts w:ascii="Roboto Mono" w:hAnsi="Roboto Mono"/>
+          <w:rFonts w:ascii="Roboto Mono" w:hAnsi="Roboto Mono" w:eastAsia="Roboto Mono"/>
         </w:rPr>
         <w:t>Orders</w:t>
       </w:r>
@@ -5417,7 +5417,7 @@
       </w:pPr>
       <w:r>
         <w:rPr>
-          <w:rFonts w:ascii="Roboto Mono" w:hAnsi="Roboto Mono"/>
+          <w:rFonts w:ascii="Roboto Mono" w:hAnsi="Roboto Mono" w:eastAsia="Roboto Mono"/>
         </w:rPr>
         <w:t>Foreign Key:</w:t>
       </w:r>
@@ -5490,7 +5490,7 @@
       </w:pPr>
       <w:r>
         <w:rPr>
-          <w:rFonts w:ascii="Roboto Mono" w:hAnsi="Roboto Mono"/>
+          <w:rFonts w:ascii="Roboto Mono" w:hAnsi="Roboto Mono" w:eastAsia="Roboto Mono"/>
         </w:rPr>
         <w:t>CustomerID</w:t>
       </w:r>
@@ -5503,7 +5503,7 @@
       </w:pPr>
       <w:r>
         <w:rPr>
-          <w:rFonts w:ascii="Roboto Mono" w:hAnsi="Roboto Mono"/>
+          <w:rFonts w:ascii="Roboto Mono" w:hAnsi="Roboto Mono" w:eastAsia="Roboto Mono"/>
         </w:rPr>
         <w:pict w14:anchorId="452D6F81">
           <v:rect id="_x0000_i1047" style="width:0;height:1.5pt" o:hralign="center" o:hrstd="t" o:hr="t" fillcolor="#a0a0a0" stroked="f"/>
@@ -5527,7 +5527,7 @@
     <w:p>
       <w:r>
         <w:rPr>
-          <w:rFonts w:ascii="Arial" w:hAnsi="Arial" w:cs="Arial"/>
+          <w:rFonts w:ascii="Arial" w:hAnsi="Arial" w:cs="Arial" w:eastAsia="Arial"/>
           <w:b/>
           <w:color w:val="000000"/>
           <w:sz w:val="18"/>
@@ -5537,7 +5537,7 @@
       </w:r>
       <w:r>
         <w:rPr>
-          <w:rFonts w:ascii="Arial" w:hAnsi="Arial" w:cs="Arial"/>
+          <w:rFonts w:ascii="Arial" w:hAnsi="Arial" w:cs="Arial" w:eastAsia="Arial"/>
           <w:color w:val="000000"/>
           <w:sz w:val="18"/>
           <w:highlight w:val="lightGray"/>
@@ -5546,7 +5546,7 @@
       </w:r>
       <w:r>
         <w:rPr>
-          <w:rFonts w:ascii="Arial" w:hAnsi="Arial" w:cs="Arial"/>
+          <w:rFonts w:ascii="Arial" w:hAnsi="Arial" w:cs="Arial" w:eastAsia="Arial"/>
           <w:b/>
           <w:color w:val="000000"/>
           <w:sz w:val="18"/>
@@ -5556,7 +5556,7 @@
       </w:r>
       <w:r>
         <w:rPr>
-          <w:rFonts w:ascii="Arial" w:hAnsi="Arial" w:cs="Arial"/>
+          <w:rFonts w:ascii="Arial" w:hAnsi="Arial" w:cs="Arial" w:eastAsia="Arial"/>
           <w:color w:val="000000"/>
           <w:sz w:val="18"/>
           <w:highlight w:val="lightGray"/>
@@ -5565,7 +5565,7 @@
       </w:r>
       <w:r>
         <w:rPr>
-          <w:rFonts w:ascii="Arial" w:hAnsi="Arial" w:cs="Arial"/>
+          <w:rFonts w:ascii="Arial" w:hAnsi="Arial" w:cs="Arial" w:eastAsia="Arial"/>
           <w:b/>
           <w:color w:val="000000"/>
           <w:sz w:val="18"/>
@@ -5575,7 +5575,7 @@
       </w:r>
       <w:r>
         <w:rPr>
-          <w:rFonts w:ascii="Arial" w:hAnsi="Arial" w:cs="Arial"/>
+          <w:rFonts w:ascii="Arial" w:hAnsi="Arial" w:cs="Arial" w:eastAsia="Arial"/>
           <w:color w:val="000000"/>
           <w:sz w:val="18"/>
           <w:highlight w:val="lightGray"/>
@@ -5593,7 +5593,7 @@
       </w:pPr>
       <w:r>
         <w:rPr>
-          <w:rFonts w:ascii="Roboto Mono" w:hAnsi="Roboto Mono"/>
+          <w:rFonts w:ascii="Roboto Mono" w:hAnsi="Roboto Mono" w:eastAsia="Roboto Mono"/>
           <w:b/>
           <w:bCs/>
         </w:rPr>
@@ -5670,7 +5670,7 @@
       </w:pPr>
       <w:r>
         <w:rPr>
-          <w:rFonts w:ascii="Roboto Mono" w:hAnsi="Roboto Mono"/>
+          <w:rFonts w:ascii="Roboto Mono" w:hAnsi="Roboto Mono" w:eastAsia="Roboto Mono"/>
         </w:rPr>
         <w:t>Uniquely identifies a row.</w:t>
       </w:r>
@@ -5683,7 +5683,7 @@
       </w:pPr>
       <w:r>
         <w:rPr>
-          <w:rFonts w:ascii="Roboto Mono" w:hAnsi="Roboto Mono"/>
+          <w:rFonts w:ascii="Roboto Mono" w:hAnsi="Roboto Mono" w:eastAsia="Roboto Mono"/>
         </w:rPr>
         <w:t>Example:</w:t>
       </w:r>
@@ -5756,7 +5756,7 @@
       </w:pPr>
       <w:r>
         <w:rPr>
-          <w:rFonts w:ascii="Roboto Mono" w:hAnsi="Roboto Mono"/>
+          <w:rFonts w:ascii="Roboto Mono" w:hAnsi="Roboto Mono" w:eastAsia="Roboto Mono"/>
         </w:rPr>
         <w:t>CustomerID</w:t>
       </w:r>
@@ -5769,7 +5769,7 @@
       </w:pPr>
       <w:r>
         <w:rPr>
-          <w:rFonts w:ascii="Roboto Mono" w:hAnsi="Roboto Mono"/>
+          <w:rFonts w:ascii="Roboto Mono" w:hAnsi="Roboto Mono" w:eastAsia="Roboto Mono"/>
         </w:rPr>
         <w:pict w14:anchorId="7B1B806D">
           <v:rect id="_x0000_i1048" style="width:0;height:1.5pt" o:hralign="center" o:hrstd="t" o:hr="t" fillcolor="#a0a0a0" stroked="f"/>
@@ -5786,7 +5786,7 @@
       </w:pPr>
       <w:r>
         <w:rPr>
-          <w:rFonts w:ascii="Roboto Mono" w:hAnsi="Roboto Mono"/>
+          <w:rFonts w:ascii="Roboto Mono" w:hAnsi="Roboto Mono" w:eastAsia="Roboto Mono"/>
           <w:b/>
           <w:bCs/>
         </w:rPr>
@@ -5863,7 +5863,7 @@
       </w:pPr>
       <w:r>
         <w:rPr>
-          <w:rFonts w:ascii="Roboto Mono" w:hAnsi="Roboto Mono"/>
+          <w:rFonts w:ascii="Roboto Mono" w:hAnsi="Roboto Mono" w:eastAsia="Roboto Mono"/>
         </w:rPr>
         <w:t>References a Primary Key in another table.</w:t>
       </w:r>
@@ -5876,7 +5876,7 @@
       </w:pPr>
       <w:r>
         <w:rPr>
-          <w:rFonts w:ascii="Roboto Mono" w:hAnsi="Roboto Mono"/>
+          <w:rFonts w:ascii="Roboto Mono" w:hAnsi="Roboto Mono" w:eastAsia="Roboto Mono"/>
         </w:rPr>
         <w:t>Example:</w:t>
       </w:r>
@@ -5949,7 +5949,7 @@
       </w:pPr>
       <w:r>
         <w:rPr>
-          <w:rFonts w:ascii="Roboto Mono" w:hAnsi="Roboto Mono"/>
+          <w:rFonts w:ascii="Roboto Mono" w:hAnsi="Roboto Mono" w:eastAsia="Roboto Mono"/>
         </w:rPr>
         <w:t>Orders.CustomerID</w:t>
       </w:r>
@@ -5962,7 +5962,7 @@
       </w:pPr>
       <w:r>
         <w:rPr>
-          <w:rFonts w:ascii="Roboto Mono" w:hAnsi="Roboto Mono"/>
+          <w:rFonts w:ascii="Roboto Mono" w:hAnsi="Roboto Mono" w:eastAsia="Roboto Mono"/>
         </w:rPr>
         <w:pict w14:anchorId="691ACA42">
           <v:rect id="_x0000_i1049" style="width:0;height:1.5pt" o:hralign="center" o:hrstd="t" o:hr="t" fillcolor="#a0a0a0" stroked="f"/>
@@ -5979,7 +5979,7 @@
       </w:pPr>
       <w:r>
         <w:rPr>
-          <w:rFonts w:ascii="Roboto Mono" w:hAnsi="Roboto Mono"/>
+          <w:rFonts w:ascii="Roboto Mono" w:hAnsi="Roboto Mono" w:eastAsia="Roboto Mono"/>
           <w:b/>
           <w:bCs/>
         </w:rPr>
@@ -6412,7 +6412,7 @@
       </w:pPr>
       <w:r>
         <w:rPr>
-          <w:rFonts w:ascii="Roboto Mono" w:hAnsi="Roboto Mono"/>
+          <w:rFonts w:ascii="Roboto Mono" w:hAnsi="Roboto Mono" w:eastAsia="Roboto Mono"/>
         </w:rPr>
         <w:pict w14:anchorId="43CE3F23">
           <v:rect id="_x0000_i1050" style="width:0;height:1.5pt" o:hralign="center" o:hrstd="t" o:hr="t" fillcolor="#a0a0a0" stroked="f"/>
@@ -6436,7 +6436,7 @@
     <w:p>
       <w:r>
         <w:rPr>
-          <w:rFonts w:ascii="Arial" w:hAnsi="Arial" w:cs="Arial"/>
+          <w:rFonts w:ascii="Arial" w:hAnsi="Arial" w:cs="Arial" w:eastAsia="Arial"/>
           <w:b/>
           <w:color w:val="000000"/>
           <w:sz w:val="18"/>
@@ -6446,7 +6446,7 @@
       </w:r>
       <w:r>
         <w:rPr>
-          <w:rFonts w:ascii="Arial" w:hAnsi="Arial" w:cs="Arial"/>
+          <w:rFonts w:ascii="Arial" w:hAnsi="Arial" w:cs="Arial" w:eastAsia="Arial"/>
           <w:color w:val="000000"/>
           <w:sz w:val="18"/>
           <w:highlight w:val="lightGray"/>
@@ -6455,7 +6455,7 @@
       </w:r>
       <w:r>
         <w:rPr>
-          <w:rFonts w:ascii="Arial" w:hAnsi="Arial" w:cs="Arial"/>
+          <w:rFonts w:ascii="Arial" w:hAnsi="Arial" w:cs="Arial" w:eastAsia="Arial"/>
           <w:b/>
           <w:color w:val="000000"/>
           <w:sz w:val="18"/>
@@ -6465,7 +6465,7 @@
       </w:r>
       <w:r>
         <w:rPr>
-          <w:rFonts w:ascii="Arial" w:hAnsi="Arial" w:cs="Arial"/>
+          <w:rFonts w:ascii="Arial" w:hAnsi="Arial" w:cs="Arial" w:eastAsia="Arial"/>
           <w:color w:val="000000"/>
           <w:sz w:val="18"/>
           <w:highlight w:val="lightGray"/>
@@ -6474,7 +6474,7 @@
       </w:r>
       <w:r>
         <w:rPr>
-          <w:rFonts w:ascii="Arial" w:hAnsi="Arial" w:cs="Arial"/>
+          <w:rFonts w:ascii="Arial" w:hAnsi="Arial" w:cs="Arial" w:eastAsia="Arial"/>
           <w:b/>
           <w:color w:val="000000"/>
           <w:sz w:val="18"/>
@@ -6484,7 +6484,7 @@
       </w:r>
       <w:r>
         <w:rPr>
-          <w:rFonts w:ascii="Arial" w:hAnsi="Arial" w:cs="Arial"/>
+          <w:rFonts w:ascii="Arial" w:hAnsi="Arial" w:cs="Arial" w:eastAsia="Arial"/>
           <w:color w:val="000000"/>
           <w:sz w:val="18"/>
           <w:highlight w:val="lightGray"/>
@@ -6500,7 +6500,7 @@
       </w:pPr>
       <w:r>
         <w:rPr>
-          <w:rFonts w:ascii="Roboto Mono" w:hAnsi="Roboto Mono"/>
+          <w:rFonts w:ascii="Roboto Mono" w:hAnsi="Roboto Mono" w:eastAsia="Roboto Mono"/>
         </w:rPr>
         <w:t>Foreign Keys are commonly used to implement:</w:t>
       </w:r>
@@ -6515,7 +6515,7 @@
       </w:pPr>
       <w:r>
         <w:rPr>
-          <w:rFonts w:ascii="Roboto Mono" w:hAnsi="Roboto Mono"/>
+          <w:rFonts w:ascii="Roboto Mono" w:hAnsi="Roboto Mono" w:eastAsia="Roboto Mono"/>
           <w:b/>
           <w:bCs/>
         </w:rPr>
@@ -6592,19 +6592,19 @@
       </w:pPr>
       <w:r>
         <w:rPr>
-          <w:rFonts w:ascii="Roboto Mono" w:hAnsi="Roboto Mono"/>
+          <w:rFonts w:ascii="Roboto Mono" w:hAnsi="Roboto Mono" w:eastAsia="Roboto Mono"/>
         </w:rPr>
         <w:t xml:space="preserve">Person </w:t>
       </w:r>
       <w:r>
         <w:rPr>
-          <w:rFonts w:ascii="Arial" w:hAnsi="Arial" w:cs="Arial"/>
+          <w:rFonts w:ascii="Roboto Mono" w:hAnsi="Roboto Mono" w:cs="Arial" w:eastAsia="Roboto Mono"/>
         </w:rPr>
         <w:t>─────</w:t>
       </w:r>
       <w:r>
         <w:rPr>
-          <w:rFonts w:ascii="Roboto Mono" w:hAnsi="Roboto Mono"/>
+          <w:rFonts w:ascii="Roboto Mono" w:hAnsi="Roboto Mono" w:eastAsia="Roboto Mono"/>
         </w:rPr>
         <w:t xml:space="preserve"> Passport</w:t>
       </w:r>
@@ -6617,7 +6617,7 @@
       </w:pPr>
       <w:r>
         <w:rPr>
-          <w:rFonts w:ascii="Roboto Mono" w:hAnsi="Roboto Mono"/>
+          <w:rFonts w:ascii="Roboto Mono" w:hAnsi="Roboto Mono" w:eastAsia="Roboto Mono"/>
         </w:rPr>
         <w:pict w14:anchorId="5A58F08A">
           <v:rect id="_x0000_i1051" style="width:0;height:1.5pt" o:hralign="center" o:hrstd="t" o:hr="t" fillcolor="#a0a0a0" stroked="f"/>
@@ -6634,7 +6634,7 @@
       </w:pPr>
       <w:r>
         <w:rPr>
-          <w:rFonts w:ascii="Roboto Mono" w:hAnsi="Roboto Mono"/>
+          <w:rFonts w:ascii="Roboto Mono" w:hAnsi="Roboto Mono" w:eastAsia="Roboto Mono"/>
           <w:b/>
           <w:bCs/>
         </w:rPr>
@@ -6711,19 +6711,19 @@
       </w:pPr>
       <w:r>
         <w:rPr>
-          <w:rFonts w:ascii="Roboto Mono" w:hAnsi="Roboto Mono"/>
+          <w:rFonts w:ascii="Roboto Mono" w:hAnsi="Roboto Mono" w:eastAsia="Roboto Mono"/>
         </w:rPr>
         <w:t xml:space="preserve">Customer </w:t>
       </w:r>
       <w:r>
         <w:rPr>
-          <w:rFonts w:ascii="Arial" w:hAnsi="Arial" w:cs="Arial"/>
+          <w:rFonts w:ascii="Roboto Mono" w:hAnsi="Roboto Mono" w:cs="Arial" w:eastAsia="Roboto Mono"/>
         </w:rPr>
         <w:t>─────</w:t>
       </w:r>
       <w:r>
         <w:rPr>
-          <w:rFonts w:ascii="Roboto Mono" w:hAnsi="Roboto Mono"/>
+          <w:rFonts w:ascii="Roboto Mono" w:hAnsi="Roboto Mono" w:eastAsia="Roboto Mono"/>
         </w:rPr>
         <w:t xml:space="preserve"> Orders</w:t>
       </w:r>
@@ -6736,7 +6736,7 @@
       </w:pPr>
       <w:r>
         <w:rPr>
-          <w:rFonts w:ascii="Roboto Mono" w:hAnsi="Roboto Mono"/>
+          <w:rFonts w:ascii="Roboto Mono" w:hAnsi="Roboto Mono" w:eastAsia="Roboto Mono"/>
         </w:rPr>
         <w:pict w14:anchorId="2110BB45">
           <v:rect id="_x0000_i1052" style="width:0;height:1.5pt" o:hralign="center" o:hrstd="t" o:hr="t" fillcolor="#a0a0a0" stroked="f"/>
@@ -6753,7 +6753,7 @@
       </w:pPr>
       <w:r>
         <w:rPr>
-          <w:rFonts w:ascii="Roboto Mono" w:hAnsi="Roboto Mono"/>
+          <w:rFonts w:ascii="Roboto Mono" w:hAnsi="Roboto Mono" w:eastAsia="Roboto Mono"/>
           <w:b/>
           <w:bCs/>
         </w:rPr>
@@ -6768,7 +6768,7 @@
       </w:pPr>
       <w:r>
         <w:rPr>
-          <w:rFonts w:ascii="Roboto Mono" w:hAnsi="Roboto Mono"/>
+          <w:rFonts w:ascii="Roboto Mono" w:hAnsi="Roboto Mono" w:eastAsia="Roboto Mono"/>
         </w:rPr>
         <w:t>Implemented through a junction table:</w:t>
       </w:r>
@@ -6841,46 +6841,46 @@
       </w:pPr>
       <w:r>
         <w:rPr>
-          <w:rFonts w:ascii="Roboto Mono" w:hAnsi="Roboto Mono"/>
+          <w:rFonts w:ascii="Roboto Mono" w:hAnsi="Roboto Mono" w:eastAsia="Roboto Mono"/>
         </w:rPr>
         <w:t>Students</w:t>
       </w:r>
       <w:r>
         <w:rPr>
-          <w:rFonts w:ascii="Roboto Mono" w:hAnsi="Roboto Mono"/>
+          <w:rFonts w:ascii="Roboto Mono" w:hAnsi="Roboto Mono" w:eastAsia="Roboto Mono"/>
         </w:rPr>
         <w:br/>
         <w:t xml:space="preserve">    </w:t>
       </w:r>
       <w:r>
         <w:rPr>
-          <w:rFonts w:ascii="Arial" w:hAnsi="Arial" w:cs="Arial"/>
+          <w:rFonts w:ascii="Roboto Mono" w:hAnsi="Roboto Mono" w:cs="Arial" w:eastAsia="Roboto Mono"/>
         </w:rPr>
         <w:t>↓</w:t>
       </w:r>
       <w:r>
         <w:rPr>
-          <w:rFonts w:ascii="Roboto Mono" w:hAnsi="Roboto Mono"/>
+          <w:rFonts w:ascii="Roboto Mono" w:hAnsi="Roboto Mono" w:eastAsia="Roboto Mono"/>
         </w:rPr>
         <w:br/>
         <w:t>Enrollment</w:t>
       </w:r>
       <w:r>
         <w:rPr>
-          <w:rFonts w:ascii="Roboto Mono" w:hAnsi="Roboto Mono"/>
+          <w:rFonts w:ascii="Roboto Mono" w:hAnsi="Roboto Mono" w:eastAsia="Roboto Mono"/>
         </w:rPr>
         <w:br/>
         <w:t xml:space="preserve">    </w:t>
       </w:r>
       <w:r>
         <w:rPr>
-          <w:rFonts w:ascii="Arial" w:hAnsi="Arial" w:cs="Arial"/>
+          <w:rFonts w:ascii="Roboto Mono" w:hAnsi="Roboto Mono" w:cs="Arial" w:eastAsia="Roboto Mono"/>
         </w:rPr>
         <w:t>↓</w:t>
       </w:r>
       <w:r>
         <w:rPr>
-          <w:rFonts w:ascii="Roboto Mono" w:hAnsi="Roboto Mono"/>
+          <w:rFonts w:ascii="Roboto Mono" w:hAnsi="Roboto Mono" w:eastAsia="Roboto Mono"/>
         </w:rPr>
         <w:br/>
         <w:t>Courses</w:t>
@@ -6894,7 +6894,7 @@
       </w:pPr>
       <w:r>
         <w:rPr>
-          <w:rFonts w:ascii="Roboto Mono" w:hAnsi="Roboto Mono"/>
+          <w:rFonts w:ascii="Roboto Mono" w:hAnsi="Roboto Mono" w:eastAsia="Roboto Mono"/>
         </w:rPr>
         <w:t>The junction table contains two Foreign Keys.</w:t>
       </w:r>
@@ -6907,7 +6907,7 @@
       </w:pPr>
       <w:r>
         <w:rPr>
-          <w:rFonts w:ascii="Roboto Mono" w:hAnsi="Roboto Mono"/>
+          <w:rFonts w:ascii="Roboto Mono" w:hAnsi="Roboto Mono" w:eastAsia="Roboto Mono"/>
         </w:rPr>
         <w:pict w14:anchorId="19ED1771">
           <v:rect id="_x0000_i1053" style="width:0;height:1.5pt" o:hralign="center" o:hrstd="t" o:hr="t" fillcolor="#a0a0a0" stroked="f"/>
@@ -6938,7 +6938,7 @@
       </w:pPr>
       <w:r>
         <w:rPr>
-          <w:rFonts w:ascii="Arial" w:hAnsi="Arial" w:cs="Arial"/>
+          <w:rFonts w:ascii="Arial" w:hAnsi="Arial" w:cs="Arial" w:eastAsia="Arial"/>
           <w:b/>
           <w:color w:val="000000"/>
           <w:sz w:val="18"/>
@@ -6948,7 +6948,7 @@
       </w:r>
       <w:r>
         <w:rPr>
-          <w:rFonts w:ascii="Arial" w:hAnsi="Arial" w:cs="Arial"/>
+          <w:rFonts w:ascii="Arial" w:hAnsi="Arial" w:cs="Arial" w:eastAsia="Arial"/>
           <w:color w:val="000000"/>
           <w:sz w:val="18"/>
           <w:highlight w:val="lightGray"/>
@@ -6957,7 +6957,7 @@
       </w:r>
       <w:r>
         <w:rPr>
-          <w:rFonts w:ascii="Arial" w:hAnsi="Arial" w:cs="Arial"/>
+          <w:rFonts w:ascii="Arial" w:hAnsi="Arial" w:cs="Arial" w:eastAsia="Arial"/>
           <w:b/>
           <w:color w:val="000000"/>
           <w:sz w:val="18"/>
@@ -6967,7 +6967,7 @@
       </w:r>
       <w:r>
         <w:rPr>
-          <w:rFonts w:ascii="Arial" w:hAnsi="Arial" w:cs="Arial"/>
+          <w:rFonts w:ascii="Arial" w:hAnsi="Arial" w:cs="Arial" w:eastAsia="Arial"/>
           <w:color w:val="000000"/>
           <w:sz w:val="18"/>
           <w:highlight w:val="lightGray"/>
@@ -6976,7 +6976,7 @@
       </w:r>
       <w:r>
         <w:rPr>
-          <w:rFonts w:ascii="Arial" w:hAnsi="Arial" w:cs="Arial"/>
+          <w:rFonts w:ascii="Arial" w:hAnsi="Arial" w:cs="Arial" w:eastAsia="Arial"/>
           <w:b/>
           <w:color w:val="000000"/>
           <w:sz w:val="18"/>
@@ -6986,7 +6986,7 @@
       </w:r>
       <w:r>
         <w:rPr>
-          <w:rFonts w:ascii="Arial" w:hAnsi="Arial" w:cs="Arial"/>
+          <w:rFonts w:ascii="Arial" w:hAnsi="Arial" w:cs="Arial" w:eastAsia="Arial"/>
           <w:color w:val="000000"/>
           <w:sz w:val="18"/>
           <w:highlight w:val="lightGray"/>
@@ -7398,7 +7398,7 @@
       </w:pPr>
       <w:r>
         <w:rPr>
-          <w:rFonts w:ascii="Roboto Mono" w:hAnsi="Roboto Mono"/>
+          <w:rFonts w:ascii="Roboto Mono" w:hAnsi="Roboto Mono" w:eastAsia="Roboto Mono"/>
         </w:rPr>
         <w:pict w14:anchorId="37A90791">
           <v:rect id="_x0000_i1054" style="width:0;height:1.5pt" o:hralign="center" o:hrstd="t" o:hr="t" fillcolor="#a0a0a0" stroked="f"/>
@@ -7422,7 +7422,7 @@
     <w:p>
       <w:r>
         <w:rPr>
-          <w:rFonts w:ascii="Arial" w:hAnsi="Arial" w:cs="Arial"/>
+          <w:rFonts w:ascii="Arial" w:hAnsi="Arial" w:cs="Arial" w:eastAsia="Arial"/>
           <w:b/>
           <w:color w:val="000000"/>
           <w:sz w:val="18"/>
@@ -7432,7 +7432,7 @@
       </w:r>
       <w:r>
         <w:rPr>
-          <w:rFonts w:ascii="Arial" w:hAnsi="Arial" w:cs="Arial"/>
+          <w:rFonts w:ascii="Arial" w:hAnsi="Arial" w:cs="Arial" w:eastAsia="Arial"/>
           <w:color w:val="000000"/>
           <w:sz w:val="18"/>
           <w:highlight w:val="lightGray"/>
@@ -7441,7 +7441,7 @@
       </w:r>
       <w:r>
         <w:rPr>
-          <w:rFonts w:ascii="Arial" w:hAnsi="Arial" w:cs="Arial"/>
+          <w:rFonts w:ascii="Arial" w:hAnsi="Arial" w:cs="Arial" w:eastAsia="Arial"/>
           <w:b/>
           <w:color w:val="000000"/>
           <w:sz w:val="18"/>
@@ -7451,7 +7451,7 @@
       </w:r>
       <w:r>
         <w:rPr>
-          <w:rFonts w:ascii="Arial" w:hAnsi="Arial" w:cs="Arial"/>
+          <w:rFonts w:ascii="Arial" w:hAnsi="Arial" w:cs="Arial" w:eastAsia="Arial"/>
           <w:color w:val="000000"/>
           <w:sz w:val="18"/>
           <w:highlight w:val="lightGray"/>
@@ -7460,7 +7460,7 @@
       </w:r>
       <w:r>
         <w:rPr>
-          <w:rFonts w:ascii="Arial" w:hAnsi="Arial" w:cs="Arial"/>
+          <w:rFonts w:ascii="Arial" w:hAnsi="Arial" w:cs="Arial" w:eastAsia="Arial"/>
           <w:b/>
           <w:color w:val="000000"/>
           <w:sz w:val="18"/>
@@ -7470,7 +7470,7 @@
       </w:r>
       <w:r>
         <w:rPr>
-          <w:rFonts w:ascii="Arial" w:hAnsi="Arial" w:cs="Arial"/>
+          <w:rFonts w:ascii="Arial" w:hAnsi="Arial" w:cs="Arial" w:eastAsia="Arial"/>
           <w:color w:val="000000"/>
           <w:sz w:val="18"/>
           <w:highlight w:val="lightGray"/>
@@ -7486,7 +7486,7 @@
       </w:pPr>
       <w:r>
         <w:rPr>
-          <w:rFonts w:ascii="Roboto Mono" w:hAnsi="Roboto Mono"/>
+          <w:rFonts w:ascii="Roboto Mono" w:hAnsi="Roboto Mono" w:eastAsia="Roboto Mono"/>
         </w:rPr>
         <w:t>Think of a university.</w:t>
       </w:r>
@@ -7499,7 +7499,7 @@
       </w:pPr>
       <w:r>
         <w:rPr>
-          <w:rFonts w:ascii="Roboto Mono" w:hAnsi="Roboto Mono"/>
+          <w:rFonts w:ascii="Roboto Mono" w:hAnsi="Roboto Mono" w:eastAsia="Roboto Mono"/>
         </w:rPr>
         <w:t>Every student must belong to an existing department.</w:t>
       </w:r>
@@ -7572,57 +7572,57 @@
       </w:pPr>
       <w:r>
         <w:rPr>
-          <w:rFonts w:ascii="Roboto Mono" w:hAnsi="Roboto Mono"/>
+          <w:rFonts w:ascii="Roboto Mono" w:hAnsi="Roboto Mono" w:eastAsia="Roboto Mono"/>
         </w:rPr>
         <w:t xml:space="preserve">Student </w:t>
       </w:r>
       <w:r>
         <w:rPr>
-          <w:rFonts w:ascii="Arial" w:hAnsi="Arial" w:cs="Arial"/>
+          <w:rFonts w:ascii="Roboto Mono" w:hAnsi="Roboto Mono" w:cs="Arial" w:eastAsia="Roboto Mono"/>
         </w:rPr>
         <w:t>→</w:t>
       </w:r>
       <w:r>
         <w:rPr>
-          <w:rFonts w:ascii="Roboto Mono" w:hAnsi="Roboto Mono"/>
+          <w:rFonts w:ascii="Roboto Mono" w:hAnsi="Roboto Mono" w:eastAsia="Roboto Mono"/>
         </w:rPr>
         <w:t xml:space="preserve"> Computer Science</w:t>
       </w:r>
       <w:r>
         <w:rPr>
-          <w:rFonts w:ascii="Roboto Mono" w:hAnsi="Roboto Mono"/>
+          <w:rFonts w:ascii="Roboto Mono" w:hAnsi="Roboto Mono" w:eastAsia="Roboto Mono"/>
         </w:rPr>
         <w:br/>
         <w:t xml:space="preserve">Student </w:t>
       </w:r>
       <w:r>
         <w:rPr>
-          <w:rFonts w:ascii="Arial" w:hAnsi="Arial" w:cs="Arial"/>
+          <w:rFonts w:ascii="Roboto Mono" w:hAnsi="Roboto Mono" w:cs="Arial" w:eastAsia="Roboto Mono"/>
         </w:rPr>
         <w:t>→</w:t>
       </w:r>
       <w:r>
         <w:rPr>
-          <w:rFonts w:ascii="Roboto Mono" w:hAnsi="Roboto Mono"/>
+          <w:rFonts w:ascii="Roboto Mono" w:hAnsi="Roboto Mono" w:eastAsia="Roboto Mono"/>
         </w:rPr>
         <w:t xml:space="preserve"> Engineering</w:t>
       </w:r>
       <w:r>
         <w:rPr>
-          <w:rFonts w:ascii="Roboto Mono" w:hAnsi="Roboto Mono"/>
+          <w:rFonts w:ascii="Roboto Mono" w:hAnsi="Roboto Mono" w:eastAsia="Roboto Mono"/>
         </w:rPr>
         <w:br/>
         <w:t xml:space="preserve">Student </w:t>
       </w:r>
       <w:r>
         <w:rPr>
-          <w:rFonts w:ascii="Arial" w:hAnsi="Arial" w:cs="Arial"/>
+          <w:rFonts w:ascii="Roboto Mono" w:hAnsi="Roboto Mono" w:cs="Arial" w:eastAsia="Roboto Mono"/>
         </w:rPr>
         <w:t>→</w:t>
       </w:r>
       <w:r>
         <w:rPr>
-          <w:rFonts w:ascii="Roboto Mono" w:hAnsi="Roboto Mono"/>
+          <w:rFonts w:ascii="Roboto Mono" w:hAnsi="Roboto Mono" w:eastAsia="Roboto Mono"/>
         </w:rPr>
         <w:t xml:space="preserve"> Business</w:t>
       </w:r>
@@ -7635,7 +7635,7 @@
       </w:pPr>
       <w:r>
         <w:rPr>
-          <w:rFonts w:ascii="Roboto Mono" w:hAnsi="Roboto Mono"/>
+          <w:rFonts w:ascii="Roboto Mono" w:hAnsi="Roboto Mono" w:eastAsia="Roboto Mono"/>
         </w:rPr>
         <w:t>A student cannot belong to a department that does not exist.</w:t>
       </w:r>
@@ -7648,13 +7648,13 @@
       </w:pPr>
       <w:r>
         <w:rPr>
-          <w:rFonts w:ascii="Roboto Mono" w:hAnsi="Roboto Mono"/>
+          <w:rFonts w:ascii="Roboto Mono" w:hAnsi="Roboto Mono" w:eastAsia="Roboto Mono"/>
         </w:rPr>
         <w:t xml:space="preserve">The department reference acts like a </w:t>
       </w:r>
       <w:r>
         <w:rPr>
-          <w:rFonts w:ascii="Roboto Mono" w:hAnsi="Roboto Mono"/>
+          <w:rFonts w:ascii="Roboto Mono" w:hAnsi="Roboto Mono" w:eastAsia="Roboto Mono"/>
           <w:b/>
           <w:bCs/>
         </w:rPr>
@@ -7662,7 +7662,7 @@
       </w:r>
       <w:r>
         <w:rPr>
-          <w:rFonts w:ascii="Roboto Mono" w:hAnsi="Roboto Mono"/>
+          <w:rFonts w:ascii="Roboto Mono" w:hAnsi="Roboto Mono" w:eastAsia="Roboto Mono"/>
         </w:rPr>
         <w:t>.</w:t>
       </w:r>
@@ -7675,7 +7675,7 @@
       </w:pPr>
       <w:r>
         <w:rPr>
-          <w:rFonts w:ascii="Roboto Mono" w:hAnsi="Roboto Mono"/>
+          <w:rFonts w:ascii="Roboto Mono" w:hAnsi="Roboto Mono" w:eastAsia="Roboto Mono"/>
         </w:rPr>
         <w:pict w14:anchorId="6A942462">
           <v:rect id="_x0000_i1055" style="width:0;height:1.5pt" o:hralign="center" o:hrstd="t" o:hr="t" fillcolor="#a0a0a0" stroked="f"/>
@@ -7699,7 +7699,7 @@
     <w:p>
       <w:r>
         <w:rPr>
-          <w:rFonts w:ascii="Arial" w:hAnsi="Arial" w:cs="Arial"/>
+          <w:rFonts w:ascii="Arial" w:hAnsi="Arial" w:cs="Arial" w:eastAsia="Arial"/>
           <w:b/>
           <w:color w:val="000000"/>
           <w:sz w:val="18"/>
@@ -7709,7 +7709,7 @@
       </w:r>
       <w:r>
         <w:rPr>
-          <w:rFonts w:ascii="Arial" w:hAnsi="Arial" w:cs="Arial"/>
+          <w:rFonts w:ascii="Arial" w:hAnsi="Arial" w:cs="Arial" w:eastAsia="Arial"/>
           <w:color w:val="000000"/>
           <w:sz w:val="18"/>
           <w:highlight w:val="lightGray"/>
@@ -7718,7 +7718,7 @@
       </w:r>
       <w:r>
         <w:rPr>
-          <w:rFonts w:ascii="Arial" w:hAnsi="Arial" w:cs="Arial"/>
+          <w:rFonts w:ascii="Arial" w:hAnsi="Arial" w:cs="Arial" w:eastAsia="Arial"/>
           <w:b/>
           <w:color w:val="000000"/>
           <w:sz w:val="18"/>
@@ -7728,7 +7728,7 @@
       </w:r>
       <w:r>
         <w:rPr>
-          <w:rFonts w:ascii="Arial" w:hAnsi="Arial" w:cs="Arial"/>
+          <w:rFonts w:ascii="Arial" w:hAnsi="Arial" w:cs="Arial" w:eastAsia="Arial"/>
           <w:color w:val="000000"/>
           <w:sz w:val="18"/>
           <w:highlight w:val="lightGray"/>
@@ -7737,7 +7737,7 @@
       </w:r>
       <w:r>
         <w:rPr>
-          <w:rFonts w:ascii="Arial" w:hAnsi="Arial" w:cs="Arial"/>
+          <w:rFonts w:ascii="Arial" w:hAnsi="Arial" w:cs="Arial" w:eastAsia="Arial"/>
           <w:b/>
           <w:color w:val="000000"/>
           <w:sz w:val="18"/>
@@ -7747,7 +7747,7 @@
       </w:r>
       <w:r>
         <w:rPr>
-          <w:rFonts w:ascii="Arial" w:hAnsi="Arial" w:cs="Arial"/>
+          <w:rFonts w:ascii="Arial" w:hAnsi="Arial" w:cs="Arial" w:eastAsia="Arial"/>
           <w:color w:val="000000"/>
           <w:sz w:val="18"/>
           <w:highlight w:val="lightGray"/>
@@ -7763,13 +7763,13 @@
       </w:pPr>
       <w:r>
         <w:rPr>
-          <w:rFonts w:ascii="Roboto Mono" w:hAnsi="Roboto Mono"/>
+          <w:rFonts w:ascii="Roboto Mono" w:hAnsi="Roboto Mono" w:eastAsia="Roboto Mono"/>
         </w:rPr>
         <w:t xml:space="preserve">A </w:t>
       </w:r>
       <w:r>
         <w:rPr>
-          <w:rFonts w:ascii="Roboto Mono" w:hAnsi="Roboto Mono"/>
+          <w:rFonts w:ascii="Roboto Mono" w:hAnsi="Roboto Mono" w:eastAsia="Roboto Mono"/>
           <w:b/>
           <w:bCs/>
         </w:rPr>
@@ -7777,13 +7777,13 @@
       </w:r>
       <w:r>
         <w:rPr>
-          <w:rFonts w:ascii="Roboto Mono" w:hAnsi="Roboto Mono"/>
+          <w:rFonts w:ascii="Roboto Mono" w:hAnsi="Roboto Mono" w:eastAsia="Roboto Mono"/>
         </w:rPr>
         <w:t xml:space="preserve"> is a rule that links two tables by requiring a value in one table to match an existing </w:t>
       </w:r>
       <w:r>
         <w:rPr>
-          <w:rFonts w:ascii="Roboto Mono" w:hAnsi="Roboto Mono"/>
+          <w:rFonts w:ascii="Roboto Mono" w:hAnsi="Roboto Mono" w:eastAsia="Roboto Mono"/>
           <w:b/>
           <w:bCs/>
         </w:rPr>
@@ -7791,13 +7791,13 @@
       </w:r>
       <w:r>
         <w:rPr>
-          <w:rFonts w:ascii="Roboto Mono" w:hAnsi="Roboto Mono"/>
+          <w:rFonts w:ascii="Roboto Mono" w:hAnsi="Roboto Mono" w:eastAsia="Roboto Mono"/>
         </w:rPr>
         <w:t xml:space="preserve"> value in another table. It enforces </w:t>
       </w:r>
       <w:r>
         <w:rPr>
-          <w:rFonts w:ascii="Roboto Mono" w:hAnsi="Roboto Mono"/>
+          <w:rFonts w:ascii="Roboto Mono" w:hAnsi="Roboto Mono" w:eastAsia="Roboto Mono"/>
           <w:b/>
           <w:bCs/>
         </w:rPr>
@@ -7805,13 +7805,13 @@
       </w:r>
       <w:r>
         <w:rPr>
-          <w:rFonts w:ascii="Roboto Mono" w:hAnsi="Roboto Mono"/>
+          <w:rFonts w:ascii="Roboto Mono" w:hAnsi="Roboto Mono" w:eastAsia="Roboto Mono"/>
         </w:rPr>
         <w:t xml:space="preserve">, prevents invalid references, and forms the foundation of relationships such as </w:t>
       </w:r>
       <w:r>
         <w:rPr>
-          <w:rFonts w:ascii="Roboto Mono" w:hAnsi="Roboto Mono"/>
+          <w:rFonts w:ascii="Roboto Mono" w:hAnsi="Roboto Mono" w:eastAsia="Roboto Mono"/>
           <w:b/>
           <w:bCs/>
         </w:rPr>
@@ -7819,13 +7819,13 @@
       </w:r>
       <w:r>
         <w:rPr>
-          <w:rFonts w:ascii="Roboto Mono" w:hAnsi="Roboto Mono"/>
+          <w:rFonts w:ascii="Roboto Mono" w:hAnsi="Roboto Mono" w:eastAsia="Roboto Mono"/>
         </w:rPr>
         <w:t xml:space="preserve">, </w:t>
       </w:r>
       <w:r>
         <w:rPr>
-          <w:rFonts w:ascii="Roboto Mono" w:hAnsi="Roboto Mono"/>
+          <w:rFonts w:ascii="Roboto Mono" w:hAnsi="Roboto Mono" w:eastAsia="Roboto Mono"/>
           <w:b/>
           <w:bCs/>
         </w:rPr>
@@ -7833,13 +7833,13 @@
       </w:r>
       <w:r>
         <w:rPr>
-          <w:rFonts w:ascii="Roboto Mono" w:hAnsi="Roboto Mono"/>
+          <w:rFonts w:ascii="Roboto Mono" w:hAnsi="Roboto Mono" w:eastAsia="Roboto Mono"/>
         </w:rPr>
         <w:t xml:space="preserve">, and </w:t>
       </w:r>
       <w:r>
         <w:rPr>
-          <w:rFonts w:ascii="Roboto Mono" w:hAnsi="Roboto Mono"/>
+          <w:rFonts w:ascii="Roboto Mono" w:hAnsi="Roboto Mono" w:eastAsia="Roboto Mono"/>
           <w:b/>
           <w:bCs/>
         </w:rPr>
@@ -7847,7 +7847,7 @@
       </w:r>
       <w:r>
         <w:rPr>
-          <w:rFonts w:ascii="Roboto Mono" w:hAnsi="Roboto Mono"/>
+          <w:rFonts w:ascii="Roboto Mono" w:hAnsi="Roboto Mono" w:eastAsia="Roboto Mono"/>
         </w:rPr>
         <w:t>.</w:t>
       </w:r>
@@ -7861,7 +7861,7 @@
       </w:pPr>
       <w:r>
         <w:rPr>
-          <w:rFonts w:ascii="Roboto Mono" w:hAnsi="Roboto Mono"/>
+          <w:rFonts w:ascii="Roboto Mono" w:hAnsi="Roboto Mono" w:eastAsia="Roboto Mono"/>
           <w:vanish/>
         </w:rPr>
         <w:t>Top of Form</w:t>
@@ -7876,7 +7876,7 @@
       </w:pPr>
       <w:r>
         <w:rPr>
-          <w:rFonts w:ascii="Roboto Mono" w:hAnsi="Roboto Mono"/>
+          <w:rFonts w:ascii="Roboto Mono" w:hAnsi="Roboto Mono" w:eastAsia="Roboto Mono"/>
           <w:vanish/>
         </w:rPr>
         <w:t>Bottom of Form</w:t>

--- a/Knowledge/3-Work knowledge/1-Software Engineering/2-General Technologies/9-Databases/5-My Source/1-Intro to Databases/1-Data Models/1-Components of a Data Model/3-Types of Constraints/4-Foreign Key Constraint.docx
+++ b/Knowledge/3-Work knowledge/1-Software Engineering/2-General Technologies/9-Databases/5-My Source/1-Intro to Databases/1-Data Models/1-Components of a Data Model/3-Types of Constraints/4-Foreign Key Constraint.docx
@@ -7,6 +7,9 @@
         <w:pStyle w:val="Heading1"/>
       </w:pPr>
       <w:r>
+        <w:rPr>
+          <w:rFonts w:ascii="Calibri Light" w:hAnsi="Calibri Light" w:eastAsia="Calibri Light"/>
+        </w:rPr>
         <w:t>Foreign Key Constraint</w:t>
       </w:r>
     </w:p>
@@ -16,11 +19,14 @@
       </w:pPr>
       <w:r>
         <w:rPr>
-          <w:rFonts w:ascii="Segoe UI Emoji" w:hAnsi="Segoe UI Emoji" w:cs="Segoe UI Emoji"/>
+          <w:rFonts w:ascii="Calibri Light" w:hAnsi="Calibri Light" w:cs="Segoe UI Emoji" w:eastAsia="Calibri Light"/>
         </w:rPr>
         <w:t>🌟</w:t>
       </w:r>
       <w:r>
+        <w:rPr>
+          <w:rFonts w:ascii="Calibri Light" w:hAnsi="Calibri Light" w:eastAsia="Calibri Light"/>
+        </w:rPr>
         <w:t xml:space="preserve"> Definition</w:t>
       </w:r>
     </w:p>
@@ -158,11 +164,14 @@
       </w:pPr>
       <w:r>
         <w:rPr>
-          <w:rFonts w:ascii="Segoe UI Emoji" w:hAnsi="Segoe UI Emoji" w:cs="Segoe UI Emoji"/>
+          <w:rFonts w:ascii="Calibri Light" w:hAnsi="Calibri Light" w:cs="Segoe UI Emoji" w:eastAsia="Calibri Light"/>
         </w:rPr>
         <w:t>🎯</w:t>
       </w:r>
       <w:r>
+        <w:rPr>
+          <w:rFonts w:ascii="Calibri Light" w:hAnsi="Calibri Light" w:eastAsia="Calibri Light"/>
+        </w:rPr>
         <w:t xml:space="preserve"> Purpose</w:t>
       </w:r>
     </w:p>
@@ -327,11 +336,14 @@
       </w:pPr>
       <w:r>
         <w:rPr>
-          <w:rFonts w:ascii="Segoe UI Emoji" w:hAnsi="Segoe UI Emoji" w:cs="Segoe UI Emoji"/>
+          <w:rFonts w:ascii="Calibri Light" w:hAnsi="Calibri Light" w:cs="Segoe UI Emoji" w:eastAsia="Calibri Light"/>
         </w:rPr>
         <w:t>🧠</w:t>
       </w:r>
       <w:r>
+        <w:rPr>
+          <w:rFonts w:ascii="Calibri Light" w:hAnsi="Calibri Light" w:eastAsia="Calibri Light"/>
+        </w:rPr>
         <w:t xml:space="preserve"> Simple Example</w:t>
       </w:r>
     </w:p>
@@ -1216,11 +1228,14 @@
       </w:pPr>
       <w:r>
         <w:rPr>
-          <w:rFonts w:ascii="Segoe UI Emoji" w:hAnsi="Segoe UI Emoji" w:cs="Segoe UI Emoji"/>
+          <w:rFonts w:ascii="Calibri Light" w:hAnsi="Calibri Light" w:cs="Segoe UI Emoji" w:eastAsia="Calibri Light"/>
         </w:rPr>
         <w:t>🔢</w:t>
       </w:r>
       <w:r>
+        <w:rPr>
+          <w:rFonts w:ascii="Calibri Light" w:hAnsi="Calibri Light" w:eastAsia="Calibri Light"/>
+        </w:rPr>
         <w:t xml:space="preserve"> How a Foreign Key Works</w:t>
       </w:r>
     </w:p>
@@ -2174,11 +2189,14 @@
       </w:pPr>
       <w:r>
         <w:rPr>
-          <w:rFonts w:ascii="Segoe UI Emoji" w:hAnsi="Segoe UI Emoji" w:cs="Segoe UI Emoji"/>
+          <w:rFonts w:ascii="Calibri Light" w:hAnsi="Calibri Light" w:cs="Segoe UI Emoji" w:eastAsia="Calibri Light"/>
         </w:rPr>
         <w:t>📚</w:t>
       </w:r>
       <w:r>
+        <w:rPr>
+          <w:rFonts w:ascii="Calibri Light" w:hAnsi="Calibri Light" w:eastAsia="Calibri Light"/>
+        </w:rPr>
         <w:t xml:space="preserve"> Real-World Examples</w:t>
       </w:r>
     </w:p>
@@ -2871,11 +2889,14 @@
       </w:pPr>
       <w:r>
         <w:rPr>
-          <w:rFonts w:ascii="Segoe UI Emoji" w:hAnsi="Segoe UI Emoji" w:cs="Segoe UI Emoji"/>
+          <w:rFonts w:ascii="Calibri Light" w:hAnsi="Calibri Light" w:cs="Segoe UI Emoji" w:eastAsia="Calibri Light"/>
         </w:rPr>
         <w:t>📊</w:t>
       </w:r>
       <w:r>
+        <w:rPr>
+          <w:rFonts w:ascii="Calibri Light" w:hAnsi="Calibri Light" w:eastAsia="Calibri Light"/>
+        </w:rPr>
         <w:t xml:space="preserve"> ER Diagram Representation</w:t>
       </w:r>
     </w:p>
@@ -3206,11 +3227,14 @@
       </w:pPr>
       <w:r>
         <w:rPr>
-          <w:rFonts w:ascii="Segoe UI Emoji" w:hAnsi="Segoe UI Emoji" w:cs="Segoe UI Emoji"/>
+          <w:rFonts w:ascii="Calibri Light" w:hAnsi="Calibri Light" w:cs="Segoe UI Emoji" w:eastAsia="Calibri Light"/>
         </w:rPr>
         <w:t>🗄️</w:t>
       </w:r>
       <w:r>
+        <w:rPr>
+          <w:rFonts w:ascii="Calibri Light" w:hAnsi="Calibri Light" w:eastAsia="Calibri Light"/>
+        </w:rPr>
         <w:t xml:space="preserve"> SQL Example</w:t>
       </w:r>
     </w:p>
@@ -3762,11 +3786,14 @@
       </w:pPr>
       <w:r>
         <w:rPr>
-          <w:rFonts w:ascii="Segoe UI Emoji" w:hAnsi="Segoe UI Emoji" w:cs="Segoe UI Emoji"/>
+          <w:rFonts w:ascii="Calibri Light" w:hAnsi="Calibri Light" w:cs="Segoe UI Emoji" w:eastAsia="Calibri Light"/>
         </w:rPr>
         <w:t>🔢</w:t>
       </w:r>
       <w:r>
+        <w:rPr>
+          <w:rFonts w:ascii="Calibri Light" w:hAnsi="Calibri Light" w:eastAsia="Calibri Light"/>
+        </w:rPr>
         <w:t xml:space="preserve"> Characteristics of a Foreign Key</w:t>
       </w:r>
     </w:p>
@@ -3931,11 +3958,14 @@
       </w:pPr>
       <w:r>
         <w:rPr>
-          <w:rFonts w:ascii="Segoe UI Emoji" w:hAnsi="Segoe UI Emoji" w:cs="Segoe UI Emoji"/>
+          <w:rFonts w:ascii="Calibri Light" w:hAnsi="Calibri Light" w:cs="Segoe UI Emoji" w:eastAsia="Calibri Light"/>
         </w:rPr>
         <w:t>🌍</w:t>
       </w:r>
       <w:r>
+        <w:rPr>
+          <w:rFonts w:ascii="Calibri Light" w:hAnsi="Calibri Light" w:eastAsia="Calibri Light"/>
+        </w:rPr>
         <w:t xml:space="preserve"> E-Commerce Example</w:t>
       </w:r>
     </w:p>
@@ -4648,11 +4678,14 @@
       </w:pPr>
       <w:r>
         <w:rPr>
-          <w:rFonts w:ascii="Segoe UI Emoji" w:hAnsi="Segoe UI Emoji" w:cs="Segoe UI Emoji"/>
+          <w:rFonts w:ascii="Calibri Light" w:hAnsi="Calibri Light" w:cs="Segoe UI Emoji" w:eastAsia="Calibri Light"/>
         </w:rPr>
         <w:t>🚫</w:t>
       </w:r>
       <w:r>
+        <w:rPr>
+          <w:rFonts w:ascii="Calibri Light" w:hAnsi="Calibri Light" w:eastAsia="Calibri Light"/>
+        </w:rPr>
         <w:t xml:space="preserve"> Orphan Records</w:t>
       </w:r>
     </w:p>
@@ -5009,11 +5042,14 @@
       </w:pPr>
       <w:r>
         <w:rPr>
-          <w:rFonts w:ascii="Segoe UI Emoji" w:hAnsi="Segoe UI Emoji" w:cs="Segoe UI Emoji"/>
+          <w:rFonts w:ascii="Calibri Light" w:hAnsi="Calibri Light" w:cs="Segoe UI Emoji" w:eastAsia="Calibri Light"/>
         </w:rPr>
         <w:t>🔄</w:t>
       </w:r>
       <w:r>
+        <w:rPr>
+          <w:rFonts w:ascii="Calibri Light" w:hAnsi="Calibri Light" w:eastAsia="Calibri Light"/>
+        </w:rPr>
         <w:t xml:space="preserve"> Parent Table vs Child Table</w:t>
       </w:r>
     </w:p>
@@ -5516,11 +5552,14 @@
       </w:pPr>
       <w:r>
         <w:rPr>
-          <w:rFonts w:ascii="Segoe UI Emoji" w:hAnsi="Segoe UI Emoji" w:cs="Segoe UI Emoji"/>
+          <w:rFonts w:ascii="Calibri Light" w:hAnsi="Calibri Light" w:cs="Segoe UI Emoji" w:eastAsia="Calibri Light"/>
         </w:rPr>
         <w:t>⚠️</w:t>
       </w:r>
       <w:r>
+        <w:rPr>
+          <w:rFonts w:ascii="Calibri Light" w:hAnsi="Calibri Light" w:eastAsia="Calibri Light"/>
+        </w:rPr>
         <w:t xml:space="preserve"> Foreign Key vs Primary Key</w:t>
       </w:r>
     </w:p>
@@ -6425,11 +6464,14 @@
       </w:pPr>
       <w:r>
         <w:rPr>
-          <w:rFonts w:ascii="Segoe UI Emoji" w:hAnsi="Segoe UI Emoji" w:cs="Segoe UI Emoji"/>
+          <w:rFonts w:ascii="Calibri Light" w:hAnsi="Calibri Light" w:cs="Segoe UI Emoji" w:eastAsia="Calibri Light"/>
         </w:rPr>
         <w:t>🔗</w:t>
       </w:r>
       <w:r>
+        <w:rPr>
+          <w:rFonts w:ascii="Calibri Light" w:hAnsi="Calibri Light" w:eastAsia="Calibri Light"/>
+        </w:rPr>
         <w:t xml:space="preserve"> Foreign Key and Relationship Types</w:t>
       </w:r>
     </w:p>
@@ -6920,11 +6962,14 @@
       </w:pPr>
       <w:r>
         <w:rPr>
-          <w:rFonts w:ascii="Segoe UI Emoji" w:hAnsi="Segoe UI Emoji" w:cs="Segoe UI Emoji"/>
+          <w:rFonts w:ascii="Calibri Light" w:hAnsi="Calibri Light" w:cs="Segoe UI Emoji" w:eastAsia="Calibri Light"/>
         </w:rPr>
         <w:t>📚</w:t>
       </w:r>
       <w:r>
+        <w:rPr>
+          <w:rFonts w:ascii="Calibri Light" w:hAnsi="Calibri Light" w:eastAsia="Calibri Light"/>
+        </w:rPr>
         <w:t xml:space="preserve"> Common Foreign Key Examples</w:t>
       </w:r>
     </w:p>
@@ -7411,11 +7456,14 @@
       </w:pPr>
       <w:r>
         <w:rPr>
-          <w:rFonts w:ascii="Segoe UI Emoji" w:hAnsi="Segoe UI Emoji" w:cs="Segoe UI Emoji"/>
+          <w:rFonts w:ascii="Calibri Light" w:hAnsi="Calibri Light" w:cs="Segoe UI Emoji" w:eastAsia="Calibri Light"/>
         </w:rPr>
         <w:t>🧠</w:t>
       </w:r>
       <w:r>
+        <w:rPr>
+          <w:rFonts w:ascii="Calibri Light" w:hAnsi="Calibri Light" w:eastAsia="Calibri Light"/>
+        </w:rPr>
         <w:t xml:space="preserve"> Simple Analogy</w:t>
       </w:r>
     </w:p>
@@ -7688,11 +7736,14 @@
       </w:pPr>
       <w:r>
         <w:rPr>
-          <w:rFonts w:ascii="Segoe UI Emoji" w:hAnsi="Segoe UI Emoji" w:cs="Segoe UI Emoji"/>
+          <w:rFonts w:ascii="Calibri Light" w:hAnsi="Calibri Light" w:cs="Segoe UI Emoji" w:eastAsia="Calibri Light"/>
         </w:rPr>
         <w:t>🧭</w:t>
       </w:r>
       <w:r>
+        <w:rPr>
+          <w:rFonts w:ascii="Calibri Light" w:hAnsi="Calibri Light" w:eastAsia="Calibri Light"/>
+        </w:rPr>
         <w:t xml:space="preserve"> Summary</w:t>
       </w:r>
     </w:p>
